--- a/uk-cca-app-api/src/main/resources/templates/ca/england/CCA2 extension cover letter.docx
+++ b/uk-cca-app-api/src/main/resources/templates/ca/england/CCA2 extension cover letter.docx
@@ -1,115 +1,47 @@
 
 <file path=word/document.xml><?xml version="1.0" encoding="utf-8"?>
-<w:document xmlns:wpc="http://schemas.microsoft.com/office/word/2010/wordprocessingCanvas" xmlns:cx="http://schemas.microsoft.com/office/drawing/2014/chartex" xmlns:cx1="http://schemas.microsoft.com/office/drawing/2015/9/8/chartex" xmlns:cx2="http://schemas.microsoft.com/office/drawing/2015/10/21/chartex" xmlns:cx3="http://schemas.microsoft.com/office/drawing/2016/5/9/chartex" xmlns:cx4="http://schemas.microsoft.com/office/drawing/2016/5/10/chartex" xmlns:cx5="http://schemas.microsoft.com/office/drawing/2016/5/11/chartex" xmlns:cx6="http://schemas.microsoft.com/office/drawing/2016/5/12/chartex" xmlns:cx7="http://schemas.microsoft.com/office/drawing/2016/5/13/chartex" xmlns:cx8="http://schemas.microsoft.com/office/drawing/2016/5/14/chartex" xmlns:mc="http://schemas.openxmlformats.org/markup-compatibility/2006" xmlns:aink="http://schemas.microsoft.com/office/drawing/2016/ink" xmlns:am3d="http://schemas.microsoft.com/office/drawing/2017/model3d" xmlns:o="urn:schemas-microsoft-com:office:office" xmlns:r="http://schemas.openxmlformats.org/officeDocument/2006/relationships" xmlns:m="http://schemas.openxmlformats.org/officeDocument/2006/math" xmlns:v="urn:schemas-microsoft-com:vml" xmlns:wp14="http://schemas.microsoft.com/office/word/2010/wordprocessingDrawing" xmlns:wp="http://schemas.openxmlformats.org/drawingml/2006/wordprocessingDrawing" xmlns:w10="urn:schemas-microsoft-com:office:word" xmlns:w="http://schemas.openxmlformats.org/wordprocessingml/2006/main" xmlns:w14="http://schemas.microsoft.com/office/word/2010/wordml" xmlns:w15="http://schemas.microsoft.com/office/word/2012/wordml" xmlns:w16cex="http://schemas.microsoft.com/office/word/2018/wordml/cex" xmlns:w16cid="http://schemas.microsoft.com/office/word/2016/wordml/cid" xmlns:w16="http://schemas.microsoft.com/office/word/2018/wordml" xmlns:w16sdtdh="http://schemas.microsoft.com/office/word/2020/wordml/sdtdatahash" xmlns:w16se="http://schemas.microsoft.com/office/word/2015/wordml/symex" xmlns:wpg="http://schemas.microsoft.com/office/word/2010/wordprocessingGroup" xmlns:wpi="http://schemas.microsoft.com/office/word/2010/wordprocessingInk" xmlns:wne="http://schemas.microsoft.com/office/word/2006/wordml" xmlns:wps="http://schemas.microsoft.com/office/word/2010/wordprocessingShape" mc:Ignorable="w14 w15 w16se w16cid w16 w16cex w16sdtdh wp14">
+<w:document xmlns:wpc="http://schemas.microsoft.com/office/word/2010/wordprocessingCanvas" xmlns:cx="http://schemas.microsoft.com/office/drawing/2014/chartex" xmlns:cx1="http://schemas.microsoft.com/office/drawing/2015/9/8/chartex" xmlns:cx2="http://schemas.microsoft.com/office/drawing/2015/10/21/chartex" xmlns:cx3="http://schemas.microsoft.com/office/drawing/2016/5/9/chartex" xmlns:cx4="http://schemas.microsoft.com/office/drawing/2016/5/10/chartex" xmlns:cx5="http://schemas.microsoft.com/office/drawing/2016/5/11/chartex" xmlns:cx6="http://schemas.microsoft.com/office/drawing/2016/5/12/chartex" xmlns:cx7="http://schemas.microsoft.com/office/drawing/2016/5/13/chartex" xmlns:cx8="http://schemas.microsoft.com/office/drawing/2016/5/14/chartex" xmlns:mc="http://schemas.openxmlformats.org/markup-compatibility/2006" xmlns:aink="http://schemas.microsoft.com/office/drawing/2016/ink" xmlns:am3d="http://schemas.microsoft.com/office/drawing/2017/model3d" xmlns:o="urn:schemas-microsoft-com:office:office" xmlns:oel="http://schemas.microsoft.com/office/2019/extlst" xmlns:r="http://schemas.openxmlformats.org/officeDocument/2006/relationships" xmlns:m="http://schemas.openxmlformats.org/officeDocument/2006/math" xmlns:v="urn:schemas-microsoft-com:vml" xmlns:wp14="http://schemas.microsoft.com/office/word/2010/wordprocessingDrawing" xmlns:wp="http://schemas.openxmlformats.org/drawingml/2006/wordprocessingDrawing" xmlns:w10="urn:schemas-microsoft-com:office:word" xmlns:w="http://schemas.openxmlformats.org/wordprocessingml/2006/main" xmlns:w14="http://schemas.microsoft.com/office/word/2010/wordml" xmlns:w15="http://schemas.microsoft.com/office/word/2012/wordml" xmlns:w16cex="http://schemas.microsoft.com/office/word/2018/wordml/cex" xmlns:w16cid="http://schemas.microsoft.com/office/word/2016/wordml/cid" xmlns:w16="http://schemas.microsoft.com/office/word/2018/wordml" xmlns:w16du="http://schemas.microsoft.com/office/word/2023/wordml/word16du" xmlns:w16sdtdh="http://schemas.microsoft.com/office/word/2020/wordml/sdtdatahash" xmlns:w16sdtfl="http://schemas.microsoft.com/office/word/2024/wordml/sdtformatlock" xmlns:w16se="http://schemas.microsoft.com/office/word/2015/wordml/symex" xmlns:wpg="http://schemas.microsoft.com/office/word/2010/wordprocessingGroup" xmlns:wpi="http://schemas.microsoft.com/office/word/2010/wordprocessingInk" xmlns:wne="http://schemas.microsoft.com/office/word/2006/wordml" xmlns:wps="http://schemas.microsoft.com/office/word/2010/wordprocessingShape" mc:Ignorable="w14 w15 w16se w16cid w16 w16cex w16sdtdh w16sdtfl w16du wp14">
   <w:body>
     <w:p>
       <w:pPr>
         <w:rPr>
-          <w:sz w:val="20"/>
-        </w:rPr>
-      </w:pPr>
-      <w:r>
-        <w:rPr>
-          <w:sz w:val="20"/>
+          <w:sz w:val="24"/>
+          <w:szCs w:val="24"/>
+        </w:rPr>
+      </w:pPr>
+      <w:r>
+        <w:rPr>
+          <w:sz w:val="24"/>
+          <w:szCs w:val="24"/>
         </w:rPr>
         <w:fldChar w:fldCharType="begin"/>
       </w:r>
       <w:r>
         <w:rPr>
-          <w:sz w:val="20"/>
+          <w:sz w:val="24"/>
+          <w:szCs w:val="24"/>
         </w:rPr>
         <w:instrText xml:space="preserve"> MERGEFIELD  "${currentDate?date?string('dd MMMM yyyy')}"  \* MERGEFORMAT </w:instrText>
       </w:r>
       <w:r>
         <w:rPr>
-          <w:sz w:val="20"/>
+          <w:sz w:val="24"/>
+          <w:szCs w:val="24"/>
         </w:rPr>
         <w:fldChar w:fldCharType="separate"/>
       </w:r>
       <w:r>
         <w:rPr>
           <w:noProof/>
-          <w:sz w:val="20"/>
+          <w:sz w:val="24"/>
+          <w:szCs w:val="24"/>
         </w:rPr>
         <w:t>«${currentDate?date?string('dd MMMM yyyy'»</w:t>
       </w:r>
       <w:r>
         <w:rPr>
-          <w:sz w:val="20"/>
-        </w:rPr>
-        <w:fldChar w:fldCharType="end"/>
-      </w:r>
-    </w:p>
-    <w:p>
-      <w:pPr>
-        <w:rPr>
-          <w:sz w:val="20"/>
-        </w:rPr>
-      </w:pPr>
-      <w:r>
-        <w:rPr>
-          <w:sz w:val="20"/>
-        </w:rPr>
-        <w:t>My</w:t>
-      </w:r>
-      <w:r>
-        <w:rPr>
-          <w:sz w:val="20"/>
-        </w:rPr>
-        <w:t xml:space="preserve">CCA </w:t>
-      </w:r>
-      <w:r>
-        <w:rPr>
-          <w:sz w:val="20"/>
-        </w:rPr>
-        <w:t>r</w:t>
-      </w:r>
-      <w:r>
-        <w:rPr>
-          <w:sz w:val="20"/>
-        </w:rPr>
-        <w:t>ef</w:t>
-      </w:r>
-      <w:r>
-        <w:rPr>
-          <w:sz w:val="20"/>
-        </w:rPr>
-        <w:t>erence</w:t>
-      </w:r>
-      <w:r>
-        <w:rPr>
-          <w:sz w:val="20"/>
-        </w:rPr>
-        <w:t xml:space="preserve">: </w:t>
-      </w:r>
-      <w:r>
-        <w:rPr>
-          <w:sz w:val="20"/>
-        </w:rPr>
-        <w:fldChar w:fldCharType="begin"/>
-      </w:r>
-      <w:r>
-        <w:rPr>
-          <w:sz w:val="20"/>
-        </w:rPr>
-        <w:instrText xml:space="preserve"> MERGEFIELD  ${workflow.requestId}  \* MERGEFORMAT </w:instrText>
-      </w:r>
-      <w:r>
-        <w:rPr>
-          <w:sz w:val="20"/>
-        </w:rPr>
-        <w:fldChar w:fldCharType="separate"/>
-      </w:r>
-      <w:r>
-        <w:rPr>
-          <w:noProof/>
-          <w:sz w:val="20"/>
-        </w:rPr>
-        <w:t>«${workflow.requestId}»</w:t>
-      </w:r>
-      <w:r>
-        <w:rPr>
-          <w:sz w:val="20"/>
+          <w:sz w:val="24"/>
+          <w:szCs w:val="24"/>
         </w:rPr>
         <w:fldChar w:fldCharType="end"/>
       </w:r>
@@ -119,116 +51,131 @@
         <w:autoSpaceDE w:val="0"/>
         <w:autoSpaceDN w:val="0"/>
         <w:adjustRightInd w:val="0"/>
-        <w:rPr>
-          <w:sz w:val="20"/>
-        </w:rPr>
-      </w:pPr>
+        <w:spacing w:before="120"/>
+        <w:rPr>
+          <w:rFonts w:cs="Arial"/>
+          <w:sz w:val="24"/>
+          <w:szCs w:val="24"/>
+        </w:rPr>
+      </w:pPr>
+      <w:r>
+        <w:rPr>
+          <w:sz w:val="24"/>
+          <w:szCs w:val="24"/>
+        </w:rPr>
+        <w:t>Account</w:t>
+      </w:r>
+      <w:r>
+        <w:rPr>
+          <w:sz w:val="24"/>
+          <w:szCs w:val="24"/>
+        </w:rPr>
+        <w:t xml:space="preserve"> </w:t>
+      </w:r>
+      <w:r>
+        <w:rPr>
+          <w:sz w:val="24"/>
+          <w:szCs w:val="24"/>
+        </w:rPr>
+        <w:t>reference</w:t>
+      </w:r>
+      <w:r>
+        <w:rPr>
+          <w:sz w:val="24"/>
+          <w:szCs w:val="24"/>
+        </w:rPr>
+        <w:t xml:space="preserve">: </w:t>
+      </w:r>
+      <w:r>
+        <w:rPr>
+          <w:rFonts w:cs="Arial"/>
+          <w:sz w:val="24"/>
+          <w:szCs w:val="24"/>
+        </w:rPr>
+        <w:fldChar w:fldCharType="begin"/>
+      </w:r>
+      <w:r>
+        <w:rPr>
+          <w:rFonts w:cs="Arial"/>
+          <w:sz w:val="24"/>
+          <w:szCs w:val="24"/>
+        </w:rPr>
+        <w:instrText xml:space="preserve"> MERGEFIELD  ${account.targetUnitIdentifier}  \* MERGEFORMAT </w:instrText>
+      </w:r>
+      <w:r>
+        <w:rPr>
+          <w:rFonts w:cs="Arial"/>
+          <w:sz w:val="24"/>
+          <w:szCs w:val="24"/>
+        </w:rPr>
+        <w:fldChar w:fldCharType="separate"/>
+      </w:r>
+      <w:r>
+        <w:rPr>
+          <w:rFonts w:cs="Arial"/>
+          <w:noProof/>
+          <w:sz w:val="24"/>
+          <w:szCs w:val="24"/>
+        </w:rPr>
+        <w:t>«${account.targetUnitIdentifier}»</w:t>
+      </w:r>
+      <w:r>
+        <w:rPr>
+          <w:rFonts w:cs="Arial"/>
+          <w:sz w:val="24"/>
+          <w:szCs w:val="24"/>
+        </w:rPr>
+        <w:fldChar w:fldCharType="end"/>
+      </w:r>
     </w:p>
     <w:p>
       <w:pPr>
-        <w:autoSpaceDE w:val="0"/>
-        <w:autoSpaceDN w:val="0"/>
-        <w:adjustRightInd w:val="0"/>
-        <w:rPr>
-          <w:rFonts w:cs="Arial"/>
-          <w:sz w:val="20"/>
-        </w:rPr>
-      </w:pPr>
-      <w:r>
-        <w:rPr>
-          <w:sz w:val="20"/>
-        </w:rPr>
-        <w:t>Agreement identifier</w:t>
-      </w:r>
-      <w:r>
-        <w:rPr>
-          <w:sz w:val="20"/>
-        </w:rPr>
-        <w:t xml:space="preserve">: </w:t>
-      </w:r>
-      <w:r>
-        <w:rPr>
-          <w:rFonts w:cs="Arial"/>
-          <w:sz w:val="20"/>
+        <w:spacing w:before="120"/>
+        <w:rPr>
+          <w:sz w:val="24"/>
+          <w:szCs w:val="24"/>
+        </w:rPr>
+      </w:pPr>
+      <w:r>
+        <w:rPr>
+          <w:sz w:val="24"/>
+          <w:szCs w:val="24"/>
+        </w:rPr>
+        <w:t xml:space="preserve">Operator name: </w:t>
+      </w:r>
+      <w:r>
+        <w:rPr>
+          <w:sz w:val="24"/>
+          <w:szCs w:val="24"/>
         </w:rPr>
         <w:fldChar w:fldCharType="begin"/>
       </w:r>
       <w:r>
         <w:rPr>
-          <w:rFonts w:cs="Arial"/>
-          <w:sz w:val="20"/>
-        </w:rPr>
-        <w:instrText xml:space="preserve"> MERGEFIELD  ${account.targetUnitIdentifier}  \* MERGEFORMAT </w:instrText>
-      </w:r>
-      <w:r>
-        <w:rPr>
-          <w:rFonts w:cs="Arial"/>
-          <w:sz w:val="20"/>
+          <w:sz w:val="24"/>
+          <w:szCs w:val="24"/>
+        </w:rPr>
+        <w:instrText xml:space="preserve"> MERGEFIELD  ${account.name}  \* MERGEFORMAT </w:instrText>
+      </w:r>
+      <w:r>
+        <w:rPr>
+          <w:sz w:val="24"/>
+          <w:szCs w:val="24"/>
         </w:rPr>
         <w:fldChar w:fldCharType="separate"/>
       </w:r>
       <w:r>
         <w:rPr>
-          <w:rFonts w:cs="Arial"/>
           <w:noProof/>
-          <w:sz w:val="20"/>
-        </w:rPr>
-        <w:t>«${account.targetUnitIdentifier}»</w:t>
-      </w:r>
-      <w:r>
-        <w:rPr>
-          <w:rFonts w:cs="Arial"/>
-          <w:sz w:val="20"/>
-        </w:rPr>
-        <w:fldChar w:fldCharType="end"/>
-      </w:r>
-      <w:r>
-        <w:rPr>
-          <w:rFonts w:cs="Arial"/>
-          <w:sz w:val="20"/>
-        </w:rPr>
-        <w:t xml:space="preserve"> CCA2 Underlying Agreement</w:t>
-      </w:r>
-      <w:r>
-        <w:rPr>
-          <w:rFonts w:cs="Arial"/>
-          <w:sz w:val="20"/>
-        </w:rPr>
-        <w:t xml:space="preserve"> </w:t>
-      </w:r>
-      <w:r>
-        <w:rPr>
-          <w:rFonts w:cs="Arial"/>
-          <w:sz w:val="20"/>
-        </w:rPr>
-        <w:fldChar w:fldCharType="begin"/>
-      </w:r>
-      <w:r>
-        <w:rPr>
-          <w:rFonts w:cs="Arial"/>
-          <w:sz w:val="20"/>
-        </w:rPr>
-        <w:instrText xml:space="preserve"> MERGEFIELD  ${params.version}  \* MERGEFORMAT </w:instrText>
-      </w:r>
-      <w:r>
-        <w:rPr>
-          <w:rFonts w:cs="Arial"/>
-          <w:sz w:val="20"/>
-        </w:rPr>
-        <w:fldChar w:fldCharType="separate"/>
-      </w:r>
-      <w:r>
-        <w:rPr>
-          <w:rFonts w:cs="Arial"/>
-          <w:noProof/>
-          <w:sz w:val="20"/>
-        </w:rPr>
-        <w:t>«${params.version}»</w:t>
-      </w:r>
-      <w:r>
-        <w:rPr>
-          <w:rFonts w:cs="Arial"/>
-          <w:sz w:val="20"/>
+          <w:sz w:val="24"/>
+          <w:szCs w:val="24"/>
+        </w:rPr>
+        <w:t>«${account.name}»</w:t>
+      </w:r>
+      <w:r>
+        <w:rPr>
+          <w:sz w:val="24"/>
+          <w:szCs w:val="24"/>
         </w:rPr>
         <w:fldChar w:fldCharType="end"/>
       </w:r>
@@ -236,89 +183,72 @@
     <w:p>
       <w:pPr>
         <w:rPr>
-          <w:sz w:val="20"/>
-        </w:rPr>
-      </w:pPr>
-      <w:r>
-        <w:rPr>
-          <w:sz w:val="20"/>
-        </w:rPr>
-        <w:t xml:space="preserve">Operator name: </w:t>
-      </w:r>
-      <w:r>
-        <w:rPr>
-          <w:sz w:val="20"/>
+          <w:sz w:val="24"/>
+          <w:szCs w:val="24"/>
+        </w:rPr>
+      </w:pPr>
+      <w:r>
+        <w:rPr>
+          <w:sz w:val="24"/>
+          <w:szCs w:val="24"/>
+        </w:rPr>
+        <w:t xml:space="preserve">Company number: </w:t>
+      </w:r>
+      <w:r>
+        <w:rPr>
+          <w:sz w:val="24"/>
+          <w:szCs w:val="24"/>
         </w:rPr>
         <w:fldChar w:fldCharType="begin"/>
       </w:r>
       <w:r>
         <w:rPr>
-          <w:sz w:val="20"/>
-        </w:rPr>
-        <w:instrText xml:space="preserve"> MERGEFIELD  ${account.name}  \* MERGEFORMAT </w:instrText>
-      </w:r>
-      <w:r>
-        <w:rPr>
-          <w:sz w:val="20"/>
+          <w:sz w:val="24"/>
+          <w:szCs w:val="24"/>
+        </w:rPr>
+        <w:instrText xml:space="preserve"> MERGEFIELD  ${(account.companyRegistrationNumber)!}  \* MERGEFORMAT </w:instrText>
+      </w:r>
+      <w:r>
+        <w:rPr>
+          <w:sz w:val="24"/>
+          <w:szCs w:val="24"/>
         </w:rPr>
         <w:fldChar w:fldCharType="separate"/>
       </w:r>
       <w:r>
         <w:rPr>
           <w:noProof/>
-          <w:sz w:val="20"/>
-        </w:rPr>
-        <w:t>«${account.name}»</w:t>
-      </w:r>
-      <w:r>
-        <w:rPr>
-          <w:sz w:val="20"/>
+          <w:sz w:val="24"/>
+          <w:szCs w:val="24"/>
+        </w:rPr>
+        <w:t>«${(account.companyRegistrationNumber)!}»</w:t>
+      </w:r>
+      <w:r>
+        <w:rPr>
+          <w:sz w:val="24"/>
+          <w:szCs w:val="24"/>
         </w:rPr>
         <w:fldChar w:fldCharType="end"/>
       </w:r>
     </w:p>
     <w:p>
       <w:pPr>
-        <w:rPr>
-          <w:sz w:val="20"/>
-        </w:rPr>
-      </w:pPr>
-      <w:r>
-        <w:rPr>
-          <w:sz w:val="20"/>
-        </w:rPr>
-        <w:t xml:space="preserve">Company number: </w:t>
-      </w:r>
-      <w:r>
-        <w:rPr>
-          <w:sz w:val="20"/>
-        </w:rPr>
-        <w:fldChar w:fldCharType="begin"/>
-      </w:r>
-      <w:r>
-        <w:rPr>
-          <w:sz w:val="20"/>
-        </w:rPr>
-        <w:instrText xml:space="preserve"> MERGEFIELD  ${(account.companyRegistrationNumber)!}  \* MERGEFORMAT </w:instrText>
-      </w:r>
-      <w:r>
-        <w:rPr>
-          <w:sz w:val="20"/>
-        </w:rPr>
-        <w:fldChar w:fldCharType="separate"/>
-      </w:r>
-      <w:r>
-        <w:rPr>
-          <w:noProof/>
-          <w:sz w:val="20"/>
-        </w:rPr>
-        <w:t>«${(account.companyRegistrationNumber)!}»</w:t>
-      </w:r>
-      <w:r>
-        <w:rPr>
-          <w:sz w:val="20"/>
-        </w:rPr>
-        <w:fldChar w:fldCharType="end"/>
+        <w:spacing w:before="120"/>
+        <w:rPr>
+          <w:rFonts w:cs="Arial"/>
+          <w:bCs/>
+          <w:sz w:val="24"/>
+          <w:szCs w:val="24"/>
+        </w:rPr>
+      </w:pPr>
+      <w:r>
+        <w:rPr>
+          <w:rFonts w:cs="Arial"/>
+          <w:bCs/>
+          <w:sz w:val="24"/>
+          <w:szCs w:val="24"/>
+        </w:rPr>
+        <w:t>Address for service:</w:t>
       </w:r>
     </w:p>
     <w:p>
@@ -326,16 +256,18 @@
         <w:rPr>
           <w:rFonts w:cs="Arial"/>
           <w:bCs/>
-          <w:sz w:val="20"/>
+          <w:sz w:val="24"/>
+          <w:szCs w:val="24"/>
         </w:rPr>
       </w:pPr>
       <w:r>
         <w:rPr>
           <w:rFonts w:cs="Arial"/>
           <w:bCs/>
-          <w:sz w:val="20"/>
-        </w:rPr>
-        <w:t>Address for service:</w:t>
+          <w:sz w:val="24"/>
+          <w:szCs w:val="24"/>
+        </w:rPr>
+        <w:t>By post:</w:t>
       </w:r>
     </w:p>
     <w:p>
@@ -343,47 +275,34 @@
         <w:rPr>
           <w:rFonts w:cs="Arial"/>
           <w:bCs/>
-          <w:sz w:val="20"/>
+          <w:sz w:val="24"/>
+          <w:szCs w:val="24"/>
         </w:rPr>
       </w:pPr>
       <w:r>
         <w:rPr>
           <w:rFonts w:cs="Arial"/>
           <w:bCs/>
-          <w:sz w:val="20"/>
-        </w:rPr>
-        <w:t>By post:</w:t>
-      </w:r>
-    </w:p>
-    <w:p>
-      <w:pPr>
+          <w:sz w:val="24"/>
+          <w:szCs w:val="24"/>
+        </w:rPr>
+        <w:fldChar w:fldCharType="begin"/>
+      </w:r>
+      <w:r>
         <w:rPr>
           <w:rFonts w:cs="Arial"/>
           <w:bCs/>
-          <w:sz w:val="20"/>
-        </w:rPr>
-      </w:pPr>
+          <w:sz w:val="24"/>
+          <w:szCs w:val="24"/>
+        </w:rPr>
+        <w:instrText xml:space="preserve"> MERGEFIELD  ${account.location}  \* MERGEFORMAT </w:instrText>
+      </w:r>
       <w:r>
         <w:rPr>
           <w:rFonts w:cs="Arial"/>
           <w:bCs/>
-          <w:sz w:val="20"/>
-        </w:rPr>
-        <w:fldChar w:fldCharType="begin"/>
-      </w:r>
-      <w:r>
-        <w:rPr>
-          <w:rFonts w:cs="Arial"/>
-          <w:bCs/>
-          <w:sz w:val="20"/>
-        </w:rPr>
-        <w:instrText xml:space="preserve"> MERGEFIELD  ${account.location}  \* MERGEFORMAT </w:instrText>
-      </w:r>
-      <w:r>
-        <w:rPr>
-          <w:rFonts w:cs="Arial"/>
-          <w:bCs/>
-          <w:sz w:val="20"/>
+          <w:sz w:val="24"/>
+          <w:szCs w:val="24"/>
         </w:rPr>
         <w:fldChar w:fldCharType="separate"/>
       </w:r>
@@ -392,7 +311,8 @@
           <w:rFonts w:cs="Arial"/>
           <w:bCs/>
           <w:noProof/>
-          <w:sz w:val="20"/>
+          <w:sz w:val="24"/>
+          <w:szCs w:val="24"/>
         </w:rPr>
         <w:t>«${account.location}»</w:t>
       </w:r>
@@ -400,7 +320,8 @@
         <w:rPr>
           <w:rFonts w:cs="Arial"/>
           <w:bCs/>
-          <w:sz w:val="20"/>
+          <w:sz w:val="24"/>
+          <w:szCs w:val="24"/>
         </w:rPr>
         <w:fldChar w:fldCharType="end"/>
       </w:r>
@@ -410,14 +331,16 @@
         <w:rPr>
           <w:rFonts w:cs="Arial"/>
           <w:bCs/>
-          <w:sz w:val="20"/>
+          <w:sz w:val="24"/>
+          <w:szCs w:val="24"/>
         </w:rPr>
       </w:pPr>
       <w:r>
         <w:rPr>
           <w:rFonts w:cs="Arial"/>
           <w:bCs/>
-          <w:sz w:val="20"/>
+          <w:sz w:val="24"/>
+          <w:szCs w:val="24"/>
         </w:rPr>
         <w:t>Electronically</w:t>
       </w:r>
@@ -425,7 +348,8 @@
         <w:rPr>
           <w:rFonts w:cs="Arial"/>
           <w:bCs/>
-          <w:sz w:val="20"/>
+          <w:sz w:val="24"/>
+          <w:szCs w:val="24"/>
         </w:rPr>
         <w:t>:</w:t>
       </w:r>
@@ -433,41 +357,47 @@
     <w:p>
       <w:pPr>
         <w:rPr>
-          <w:sz w:val="20"/>
+          <w:sz w:val="24"/>
+          <w:szCs w:val="24"/>
         </w:rPr>
       </w:pPr>
       <w:r>
         <w:rPr>
           <w:noProof/>
-          <w:sz w:val="20"/>
+          <w:sz w:val="24"/>
+          <w:szCs w:val="24"/>
         </w:rPr>
         <w:fldChar w:fldCharType="begin"/>
       </w:r>
       <w:r>
         <w:rPr>
           <w:noProof/>
-          <w:sz w:val="20"/>
+          <w:sz w:val="24"/>
+          <w:szCs w:val="24"/>
         </w:rPr>
         <w:instrText xml:space="preserve"> MERGEFIELD  ${account.primaryContactEmail}  \* MERGEFORMAT </w:instrText>
       </w:r>
       <w:r>
         <w:rPr>
           <w:noProof/>
-          <w:sz w:val="20"/>
+          <w:sz w:val="24"/>
+          <w:szCs w:val="24"/>
         </w:rPr>
         <w:fldChar w:fldCharType="separate"/>
       </w:r>
       <w:r>
         <w:rPr>
           <w:noProof/>
-          <w:sz w:val="20"/>
+          <w:sz w:val="24"/>
+          <w:szCs w:val="24"/>
         </w:rPr>
         <w:t>«${account.primaryContactEmail}»</w:t>
       </w:r>
       <w:r>
         <w:rPr>
           <w:noProof/>
-          <w:sz w:val="20"/>
+          <w:sz w:val="24"/>
+          <w:szCs w:val="24"/>
         </w:rPr>
         <w:fldChar w:fldCharType="end"/>
       </w:r>
@@ -475,7 +405,8 @@
     <w:p>
       <w:pPr>
         <w:rPr>
-          <w:sz w:val="20"/>
+          <w:sz w:val="24"/>
+          <w:szCs w:val="24"/>
         </w:rPr>
       </w:pPr>
     </w:p>
@@ -483,45 +414,37 @@
       <w:pPr>
         <w:pStyle w:val="Heading1"/>
         <w:rPr>
-          <w:sz w:val="20"/>
-          <w:szCs w:val="20"/>
-        </w:rPr>
-      </w:pPr>
-      <w:r>
-        <w:rPr>
-          <w:sz w:val="20"/>
-          <w:szCs w:val="20"/>
+          <w:sz w:val="24"/>
+        </w:rPr>
+      </w:pPr>
+      <w:r>
+        <w:rPr>
+          <w:sz w:val="24"/>
         </w:rPr>
         <w:t xml:space="preserve">The Climate Change Agreements (Administration) Regulations 2012 (As amended) </w:t>
       </w:r>
       <w:r>
         <w:rPr>
-          <w:sz w:val="20"/>
-          <w:szCs w:val="20"/>
+          <w:sz w:val="24"/>
         </w:rPr>
         <w:t>(“THE REGULATIONS”)</w:t>
       </w:r>
     </w:p>
     <w:p>
       <w:pPr>
-        <w:rPr>
-          <w:sz w:val="20"/>
-        </w:rPr>
-      </w:pPr>
-    </w:p>
-    <w:p>
-      <w:pPr>
         <w:spacing w:before="120"/>
         <w:rPr>
           <w:rFonts w:cs="Arial"/>
           <w:bCs/>
-          <w:sz w:val="20"/>
+          <w:sz w:val="24"/>
+          <w:szCs w:val="24"/>
           <w:lang w:val="en-US"/>
         </w:rPr>
       </w:pPr>
       <w:r>
         <w:rPr>
-          <w:sz w:val="20"/>
+          <w:sz w:val="24"/>
+          <w:szCs w:val="24"/>
         </w:rPr>
         <w:t xml:space="preserve">Dear </w:t>
       </w:r>
@@ -529,7 +452,8 @@
         <w:rPr>
           <w:rFonts w:cs="Arial"/>
           <w:bCs/>
-          <w:sz w:val="20"/>
+          <w:sz w:val="24"/>
+          <w:szCs w:val="24"/>
         </w:rPr>
         <w:fldChar w:fldCharType="begin"/>
       </w:r>
@@ -537,7 +461,8 @@
         <w:rPr>
           <w:rFonts w:cs="Arial"/>
           <w:bCs/>
-          <w:sz w:val="20"/>
+          <w:sz w:val="24"/>
+          <w:szCs w:val="24"/>
         </w:rPr>
         <w:instrText xml:space="preserve"> MERGEFIELD  ${account.primaryContact}  \* MERGEFORMAT </w:instrText>
       </w:r>
@@ -545,7 +470,8 @@
         <w:rPr>
           <w:rFonts w:cs="Arial"/>
           <w:bCs/>
-          <w:sz w:val="20"/>
+          <w:sz w:val="24"/>
+          <w:szCs w:val="24"/>
         </w:rPr>
         <w:fldChar w:fldCharType="separate"/>
       </w:r>
@@ -554,7 +480,8 @@
           <w:rFonts w:cs="Arial"/>
           <w:bCs/>
           <w:noProof/>
-          <w:sz w:val="20"/>
+          <w:sz w:val="24"/>
+          <w:szCs w:val="24"/>
         </w:rPr>
         <w:t>«${account.primaryContact}»</w:t>
       </w:r>
@@ -562,7 +489,8 @@
         <w:rPr>
           <w:rFonts w:cs="Arial"/>
           <w:bCs/>
-          <w:sz w:val="20"/>
+          <w:sz w:val="24"/>
+          <w:szCs w:val="24"/>
         </w:rPr>
         <w:fldChar w:fldCharType="end"/>
       </w:r>
@@ -570,206 +498,223 @@
         <w:rPr>
           <w:rFonts w:cs="Arial"/>
           <w:bCs/>
-          <w:sz w:val="20"/>
+          <w:sz w:val="24"/>
+          <w:szCs w:val="24"/>
         </w:rPr>
         <w:t>,</w:t>
-      </w:r>
-      <w:r>
-        <w:rPr>
-          <w:rFonts w:cs="Arial"/>
-          <w:bCs/>
-          <w:sz w:val="20"/>
-          <w:lang w:val="en-US"/>
-        </w:rPr>
-        <w:t xml:space="preserve"> </w:t>
       </w:r>
     </w:p>
     <w:p>
       <w:pPr>
-        <w:rPr>
-          <w:sz w:val="20"/>
-        </w:rPr>
-      </w:pPr>
+        <w:spacing w:before="120"/>
+        <w:rPr>
+          <w:sz w:val="24"/>
+          <w:szCs w:val="24"/>
+        </w:rPr>
+      </w:pPr>
+      <w:r>
+        <w:rPr>
+          <w:sz w:val="24"/>
+          <w:szCs w:val="24"/>
+        </w:rPr>
+        <w:t xml:space="preserve">We are writing to inform </w:t>
+      </w:r>
+      <w:r>
+        <w:rPr>
+          <w:sz w:val="24"/>
+          <w:szCs w:val="24"/>
+        </w:rPr>
+        <w:fldChar w:fldCharType="begin"/>
+      </w:r>
+      <w:r>
+        <w:rPr>
+          <w:sz w:val="24"/>
+          <w:szCs w:val="24"/>
+        </w:rPr>
+        <w:instrText xml:space="preserve"> MERGEFIELD  ${account.name}  \* MERGEFORMAT </w:instrText>
+      </w:r>
+      <w:r>
+        <w:rPr>
+          <w:sz w:val="24"/>
+          <w:szCs w:val="24"/>
+        </w:rPr>
+        <w:fldChar w:fldCharType="separate"/>
+      </w:r>
+      <w:r>
+        <w:rPr>
+          <w:noProof/>
+          <w:sz w:val="24"/>
+          <w:szCs w:val="24"/>
+        </w:rPr>
+        <w:t>«${account.name}»</w:t>
+      </w:r>
+      <w:r>
+        <w:rPr>
+          <w:sz w:val="24"/>
+          <w:szCs w:val="24"/>
+        </w:rPr>
+        <w:fldChar w:fldCharType="end"/>
+      </w:r>
+      <w:r>
+        <w:rPr>
+          <w:sz w:val="24"/>
+          <w:szCs w:val="24"/>
+        </w:rPr>
+        <w:t xml:space="preserve"> ("you") that </w:t>
+      </w:r>
+      <w:r>
+        <w:rPr>
+          <w:sz w:val="24"/>
+          <w:szCs w:val="24"/>
+        </w:rPr>
+        <w:t>we are exercising our powers</w:t>
+      </w:r>
+      <w:r>
+        <w:rPr>
+          <w:sz w:val="24"/>
+          <w:szCs w:val="24"/>
+        </w:rPr>
+        <w:t xml:space="preserve"> under regulation </w:t>
+      </w:r>
+      <w:r>
+        <w:rPr>
+          <w:sz w:val="24"/>
+          <w:szCs w:val="24"/>
+        </w:rPr>
+        <w:t>14A</w:t>
+      </w:r>
+      <w:r>
+        <w:rPr>
+          <w:sz w:val="24"/>
+          <w:szCs w:val="24"/>
+        </w:rPr>
+        <w:t xml:space="preserve"> </w:t>
+      </w:r>
+      <w:r>
+        <w:rPr>
+          <w:sz w:val="24"/>
+          <w:szCs w:val="24"/>
+        </w:rPr>
+        <w:t>and</w:t>
+      </w:r>
+      <w:r>
+        <w:rPr>
+          <w:sz w:val="24"/>
+          <w:szCs w:val="24"/>
+        </w:rPr>
+        <w:t xml:space="preserve"> are </w:t>
+      </w:r>
+      <w:r>
+        <w:rPr>
+          <w:sz w:val="24"/>
+          <w:szCs w:val="24"/>
+        </w:rPr>
+        <w:t>vary</w:t>
+      </w:r>
+      <w:r>
+        <w:rPr>
+          <w:sz w:val="24"/>
+          <w:szCs w:val="24"/>
+        </w:rPr>
+        <w:t>ing</w:t>
+      </w:r>
+      <w:r>
+        <w:rPr>
+          <w:sz w:val="24"/>
+          <w:szCs w:val="24"/>
+        </w:rPr>
+        <w:t xml:space="preserve"> </w:t>
+      </w:r>
+      <w:r>
+        <w:rPr>
+          <w:sz w:val="24"/>
+          <w:szCs w:val="24"/>
+        </w:rPr>
+        <w:t>your</w:t>
+      </w:r>
+      <w:r>
+        <w:rPr>
+          <w:sz w:val="24"/>
+          <w:szCs w:val="24"/>
+        </w:rPr>
+        <w:t xml:space="preserve"> u</w:t>
+      </w:r>
+      <w:r>
+        <w:rPr>
+          <w:sz w:val="24"/>
+          <w:szCs w:val="24"/>
+        </w:rPr>
+        <w:t>nderlying</w:t>
+      </w:r>
+      <w:r>
+        <w:rPr>
+          <w:sz w:val="24"/>
+          <w:szCs w:val="24"/>
+        </w:rPr>
+        <w:t xml:space="preserve"> a</w:t>
+      </w:r>
+      <w:r>
+        <w:rPr>
+          <w:sz w:val="24"/>
+          <w:szCs w:val="24"/>
+        </w:rPr>
+        <w:t>greement</w:t>
+      </w:r>
+      <w:r>
+        <w:rPr>
+          <w:sz w:val="24"/>
+          <w:szCs w:val="24"/>
+        </w:rPr>
+        <w:t xml:space="preserve"> to change the terms that must be included in </w:t>
+      </w:r>
+      <w:r>
+        <w:rPr>
+          <w:sz w:val="24"/>
+          <w:szCs w:val="24"/>
+        </w:rPr>
+        <w:t>that</w:t>
+      </w:r>
+      <w:r>
+        <w:rPr>
+          <w:sz w:val="24"/>
+          <w:szCs w:val="24"/>
+        </w:rPr>
+        <w:t xml:space="preserve"> agreement.</w:t>
+      </w:r>
     </w:p>
     <w:p>
       <w:pPr>
-        <w:rPr>
-          <w:sz w:val="20"/>
-        </w:rPr>
-      </w:pPr>
-      <w:r>
-        <w:rPr>
-          <w:sz w:val="20"/>
-        </w:rPr>
-        <w:t xml:space="preserve">We are writing to inform </w:t>
-      </w:r>
-      <w:r>
-        <w:rPr>
-          <w:sz w:val="20"/>
-        </w:rPr>
-        <w:fldChar w:fldCharType="begin"/>
-      </w:r>
-      <w:r>
-        <w:rPr>
-          <w:sz w:val="20"/>
-        </w:rPr>
-        <w:instrText xml:space="preserve"> MERGEFIELD  ${account.name}  \* MERGEFORMAT </w:instrText>
-      </w:r>
-      <w:r>
-        <w:rPr>
-          <w:sz w:val="20"/>
-        </w:rPr>
-        <w:fldChar w:fldCharType="separate"/>
-      </w:r>
-      <w:r>
-        <w:rPr>
-          <w:noProof/>
-          <w:sz w:val="20"/>
-        </w:rPr>
-        <w:t>«${account.name}»</w:t>
-      </w:r>
-      <w:r>
-        <w:rPr>
-          <w:sz w:val="20"/>
-        </w:rPr>
-        <w:fldChar w:fldCharType="end"/>
-      </w:r>
-      <w:r>
-        <w:rPr>
-          <w:sz w:val="20"/>
-        </w:rPr>
-        <w:t xml:space="preserve"> ("you") that </w:t>
-      </w:r>
-      <w:r>
-        <w:rPr>
-          <w:sz w:val="20"/>
-        </w:rPr>
-        <w:t>we are exercising our powers</w:t>
-      </w:r>
-      <w:r>
-        <w:rPr>
-          <w:sz w:val="20"/>
-        </w:rPr>
-        <w:t xml:space="preserve"> under regulation </w:t>
-      </w:r>
-      <w:r>
-        <w:rPr>
-          <w:sz w:val="20"/>
-        </w:rPr>
-        <w:t>14A</w:t>
-      </w:r>
-      <w:r>
-        <w:rPr>
-          <w:sz w:val="20"/>
-        </w:rPr>
-        <w:t xml:space="preserve"> </w:t>
-      </w:r>
-      <w:r>
-        <w:rPr>
-          <w:sz w:val="20"/>
-        </w:rPr>
-        <w:t>and</w:t>
-      </w:r>
-      <w:r>
-        <w:rPr>
-          <w:sz w:val="20"/>
-        </w:rPr>
-        <w:t xml:space="preserve"> are </w:t>
-      </w:r>
-      <w:r>
-        <w:rPr>
-          <w:sz w:val="20"/>
-        </w:rPr>
-        <w:t>vary</w:t>
-      </w:r>
-      <w:r>
-        <w:rPr>
-          <w:sz w:val="20"/>
-        </w:rPr>
-        <w:t>ing</w:t>
-      </w:r>
-      <w:r>
-        <w:rPr>
-          <w:sz w:val="20"/>
-        </w:rPr>
-        <w:t xml:space="preserve"> </w:t>
-      </w:r>
-      <w:r>
-        <w:rPr>
-          <w:sz w:val="20"/>
-        </w:rPr>
-        <w:t>your</w:t>
-      </w:r>
-      <w:r>
-        <w:rPr>
-          <w:sz w:val="20"/>
-        </w:rPr>
-        <w:t xml:space="preserve"> u</w:t>
-      </w:r>
-      <w:r>
-        <w:rPr>
-          <w:sz w:val="20"/>
-        </w:rPr>
-        <w:t>nderlying</w:t>
-      </w:r>
-      <w:r>
-        <w:rPr>
-          <w:sz w:val="20"/>
-        </w:rPr>
-        <w:t xml:space="preserve"> a</w:t>
-      </w:r>
-      <w:r>
-        <w:rPr>
-          <w:sz w:val="20"/>
-        </w:rPr>
-        <w:t>greement</w:t>
-      </w:r>
-      <w:r>
-        <w:rPr>
-          <w:sz w:val="20"/>
-        </w:rPr>
-        <w:t xml:space="preserve"> to change the terms that must be included in </w:t>
-      </w:r>
-      <w:r>
-        <w:rPr>
-          <w:sz w:val="20"/>
-        </w:rPr>
-        <w:t>that</w:t>
-      </w:r>
-      <w:r>
-        <w:rPr>
-          <w:sz w:val="20"/>
-        </w:rPr>
-        <w:t xml:space="preserve"> agreement.</w:t>
-      </w:r>
-      <w:r>
-        <w:rPr>
-          <w:sz w:val="20"/>
-        </w:rPr>
-        <w:t xml:space="preserve">  </w:t>
-      </w:r>
-    </w:p>
-    <w:p>
-      <w:pPr>
-        <w:rPr>
-          <w:sz w:val="20"/>
-        </w:rPr>
-      </w:pPr>
-      <w:r>
-        <w:rPr>
-          <w:sz w:val="20"/>
+        <w:spacing w:before="120"/>
+        <w:rPr>
+          <w:sz w:val="24"/>
+          <w:szCs w:val="24"/>
+        </w:rPr>
+      </w:pPr>
+      <w:r>
+        <w:rPr>
+          <w:sz w:val="24"/>
+          <w:szCs w:val="24"/>
         </w:rPr>
         <w:t xml:space="preserve">The changes </w:t>
       </w:r>
       <w:r>
         <w:rPr>
-          <w:sz w:val="20"/>
+          <w:sz w:val="24"/>
+          <w:szCs w:val="24"/>
+        </w:rPr>
+        <w:t xml:space="preserve">we are making </w:t>
+      </w:r>
+      <w:r>
+        <w:rPr>
+          <w:sz w:val="24"/>
+          <w:szCs w:val="24"/>
         </w:rPr>
         <w:t>extend the</w:t>
       </w:r>
       <w:r>
         <w:rPr>
-          <w:sz w:val="20"/>
+          <w:sz w:val="24"/>
+          <w:szCs w:val="24"/>
         </w:rPr>
         <w:t>:</w:t>
       </w:r>
@@ -782,12 +727,14 @@
           <w:numId w:val="41"/>
         </w:numPr>
         <w:rPr>
-          <w:sz w:val="20"/>
-        </w:rPr>
-      </w:pPr>
-      <w:r>
-        <w:rPr>
-          <w:sz w:val="20"/>
+          <w:sz w:val="24"/>
+          <w:szCs w:val="24"/>
+        </w:rPr>
+      </w:pPr>
+      <w:r>
+        <w:rPr>
+          <w:sz w:val="24"/>
+          <w:szCs w:val="24"/>
         </w:rPr>
         <w:t>end date of the agreement from 31 March 2027 to 30 June 2027</w:t>
       </w:r>
@@ -800,289 +747,389 @@
           <w:numId w:val="41"/>
         </w:numPr>
         <w:rPr>
-          <w:sz w:val="20"/>
-        </w:rPr>
-      </w:pPr>
-      <w:r>
-        <w:rPr>
-          <w:sz w:val="20"/>
+          <w:sz w:val="24"/>
+          <w:szCs w:val="24"/>
+        </w:rPr>
+      </w:pPr>
+      <w:r>
+        <w:rPr>
+          <w:sz w:val="24"/>
+          <w:szCs w:val="24"/>
         </w:rPr>
         <w:t xml:space="preserve">end date of the seventh certification period </w:t>
       </w:r>
       <w:r>
         <w:rPr>
-          <w:sz w:val="20"/>
+          <w:sz w:val="24"/>
+          <w:szCs w:val="24"/>
         </w:rPr>
         <w:t xml:space="preserve">from 31 March 2027 to </w:t>
       </w:r>
       <w:r>
         <w:rPr>
-          <w:sz w:val="20"/>
-        </w:rPr>
-        <w:t xml:space="preserve">30 June 2027  </w:t>
+          <w:sz w:val="24"/>
+          <w:szCs w:val="24"/>
+        </w:rPr>
+        <w:t>30 June 2027</w:t>
       </w:r>
     </w:p>
     <w:p>
       <w:pPr>
-        <w:rPr>
-          <w:sz w:val="20"/>
-        </w:rPr>
-      </w:pPr>
+        <w:spacing w:before="120"/>
+        <w:rPr>
+          <w:sz w:val="24"/>
+          <w:szCs w:val="24"/>
+        </w:rPr>
+      </w:pPr>
+      <w:bookmarkStart w:id="0" w:name="_Hlk215828185"/>
+      <w:r>
+        <w:rPr>
+          <w:sz w:val="24"/>
+          <w:szCs w:val="24"/>
+        </w:rPr>
+        <w:t xml:space="preserve">These changes will take effect on </w:t>
+      </w:r>
+      <w:r>
+        <w:rPr>
+          <w:bCs/>
+          <w:sz w:val="24"/>
+          <w:szCs w:val="24"/>
+        </w:rPr>
+        <w:t>1 January 2026</w:t>
+      </w:r>
+      <w:r>
+        <w:rPr>
+          <w:sz w:val="24"/>
+          <w:szCs w:val="24"/>
+        </w:rPr>
+        <w:t>.</w:t>
+      </w:r>
+    </w:p>
+    <w:bookmarkEnd w:id="0"/>
+    <w:p>
+      <w:pPr>
+        <w:spacing w:before="120"/>
+        <w:rPr>
+          <w:sz w:val="24"/>
+          <w:szCs w:val="24"/>
+        </w:rPr>
+      </w:pPr>
+      <w:r>
+        <w:rPr>
+          <w:sz w:val="24"/>
+          <w:szCs w:val="24"/>
+        </w:rPr>
+        <w:t xml:space="preserve">We have attached an updated version of your </w:t>
+      </w:r>
+      <w:r>
+        <w:rPr>
+          <w:sz w:val="24"/>
+          <w:szCs w:val="24"/>
+        </w:rPr>
+        <w:t xml:space="preserve">“CCA2” </w:t>
+      </w:r>
+      <w:r>
+        <w:rPr>
+          <w:sz w:val="24"/>
+          <w:szCs w:val="24"/>
+        </w:rPr>
+        <w:t xml:space="preserve">underlying </w:t>
+      </w:r>
+      <w:r>
+        <w:rPr>
+          <w:sz w:val="24"/>
+          <w:szCs w:val="24"/>
+        </w:rPr>
+        <w:t>agreement</w:t>
+      </w:r>
+      <w:r>
+        <w:rPr>
+          <w:sz w:val="24"/>
+          <w:szCs w:val="24"/>
+        </w:rPr>
+        <w:t xml:space="preserve"> </w:t>
+      </w:r>
+      <w:r>
+        <w:rPr>
+          <w:sz w:val="24"/>
+          <w:szCs w:val="24"/>
+        </w:rPr>
+        <w:t xml:space="preserve">in the email message containing </w:t>
+      </w:r>
+      <w:r>
+        <w:rPr>
+          <w:sz w:val="24"/>
+          <w:szCs w:val="24"/>
+        </w:rPr>
+        <w:t>this variation notice.</w:t>
+      </w:r>
+      <w:r>
+        <w:rPr>
+          <w:sz w:val="24"/>
+          <w:szCs w:val="24"/>
+        </w:rPr>
+        <w:t xml:space="preserve">  Your varied CCA2 underlying agreement has the following reference:</w:t>
+      </w:r>
     </w:p>
     <w:p>
       <w:pPr>
-        <w:rPr>
-          <w:sz w:val="20"/>
-        </w:rPr>
-      </w:pPr>
-      <w:r>
-        <w:rPr>
-          <w:sz w:val="20"/>
-        </w:rPr>
-        <w:t xml:space="preserve">We have attached an updated version of your </w:t>
-      </w:r>
-      <w:r>
-        <w:rPr>
-          <w:sz w:val="20"/>
-        </w:rPr>
-        <w:t xml:space="preserve">underlying </w:t>
-      </w:r>
-      <w:r>
-        <w:rPr>
-          <w:sz w:val="20"/>
-        </w:rPr>
-        <w:t xml:space="preserve">agreement along with this variation notice.  </w:t>
-      </w:r>
-      <w:r>
-        <w:rPr>
-          <w:sz w:val="20"/>
-        </w:rPr>
-        <w:t xml:space="preserve">The changes </w:t>
-      </w:r>
-      <w:r>
-        <w:rPr>
-          <w:sz w:val="20"/>
-        </w:rPr>
-        <w:t xml:space="preserve">to </w:t>
-      </w:r>
-      <w:r>
-        <w:rPr>
-          <w:sz w:val="20"/>
-        </w:rPr>
-        <w:t xml:space="preserve">your </w:t>
-      </w:r>
-      <w:r>
-        <w:rPr>
-          <w:sz w:val="20"/>
-        </w:rPr>
-        <w:t xml:space="preserve">underlying </w:t>
-      </w:r>
-      <w:r>
-        <w:rPr>
-          <w:sz w:val="20"/>
-        </w:rPr>
-        <w:t>agreement</w:t>
-      </w:r>
-      <w:r>
-        <w:rPr>
-          <w:sz w:val="20"/>
-        </w:rPr>
-        <w:t xml:space="preserve"> </w:t>
-      </w:r>
-      <w:r>
-        <w:rPr>
-          <w:sz w:val="20"/>
-        </w:rPr>
-        <w:t xml:space="preserve">will </w:t>
-      </w:r>
-      <w:r>
-        <w:rPr>
-          <w:sz w:val="20"/>
-        </w:rPr>
-        <w:t xml:space="preserve">take </w:t>
-      </w:r>
-      <w:r>
-        <w:rPr>
-          <w:sz w:val="20"/>
-        </w:rPr>
-        <w:t xml:space="preserve">effect </w:t>
-      </w:r>
-      <w:r>
-        <w:rPr>
-          <w:sz w:val="20"/>
-        </w:rPr>
-        <w:t xml:space="preserve">on </w:t>
-      </w:r>
-      <w:r>
+        <w:spacing w:before="120"/>
         <w:rPr>
           <w:b/>
-          <w:sz w:val="20"/>
-        </w:rPr>
-        <w:t>1 January 202</w:t>
-      </w:r>
-      <w:r>
-        <w:rPr>
+          <w:bCs/>
+          <w:sz w:val="24"/>
+          <w:szCs w:val="24"/>
+        </w:rPr>
+      </w:pPr>
+      <w:r>
+        <w:rPr>
+          <w:rFonts w:cs="Arial"/>
           <w:b/>
-          <w:sz w:val="20"/>
-        </w:rPr>
-        <w:t>6</w:t>
-      </w:r>
-      <w:r>
-        <w:rPr>
-          <w:sz w:val="20"/>
-        </w:rPr>
-        <w:t>.</w:t>
+          <w:bCs/>
+          <w:sz w:val="24"/>
+          <w:szCs w:val="24"/>
+        </w:rPr>
+        <w:fldChar w:fldCharType="begin"/>
+      </w:r>
+      <w:r>
+        <w:rPr>
+          <w:rFonts w:cs="Arial"/>
+          <w:b/>
+          <w:bCs/>
+          <w:sz w:val="24"/>
+          <w:szCs w:val="24"/>
+        </w:rPr>
+        <w:instrText xml:space="preserve"> MERGEFIELD  ${account.targetUnitIdentifier}  \* MERGEFORMAT </w:instrText>
+      </w:r>
+      <w:r>
+        <w:rPr>
+          <w:rFonts w:cs="Arial"/>
+          <w:b/>
+          <w:bCs/>
+          <w:sz w:val="24"/>
+          <w:szCs w:val="24"/>
+        </w:rPr>
+        <w:fldChar w:fldCharType="separate"/>
+      </w:r>
+      <w:r>
+        <w:rPr>
+          <w:rFonts w:cs="Arial"/>
+          <w:b/>
+          <w:bCs/>
+          <w:noProof/>
+          <w:sz w:val="24"/>
+          <w:szCs w:val="24"/>
+        </w:rPr>
+        <w:t>«${account.targetUnitIdentifier}»</w:t>
+      </w:r>
+      <w:r>
+        <w:rPr>
+          <w:rFonts w:cs="Arial"/>
+          <w:b/>
+          <w:bCs/>
+          <w:sz w:val="24"/>
+          <w:szCs w:val="24"/>
+        </w:rPr>
+        <w:fldChar w:fldCharType="end"/>
+      </w:r>
+      <w:r>
+        <w:rPr>
+          <w:rFonts w:cs="Arial"/>
+          <w:b/>
+          <w:bCs/>
+          <w:sz w:val="24"/>
+          <w:szCs w:val="24"/>
+        </w:rPr>
+        <w:t xml:space="preserve"> CCA2 Underlying Agreement </w:t>
+      </w:r>
+      <w:r>
+        <w:rPr>
+          <w:rFonts w:cs="Arial"/>
+          <w:b/>
+          <w:bCs/>
+          <w:sz w:val="24"/>
+          <w:szCs w:val="24"/>
+        </w:rPr>
+        <w:fldChar w:fldCharType="begin"/>
+      </w:r>
+      <w:r>
+        <w:rPr>
+          <w:rFonts w:cs="Arial"/>
+          <w:b/>
+          <w:bCs/>
+          <w:sz w:val="24"/>
+          <w:szCs w:val="24"/>
+        </w:rPr>
+        <w:instrText xml:space="preserve"> MERGEFIELD  ${params.version}  \* MERGEFORMAT </w:instrText>
+      </w:r>
+      <w:r>
+        <w:rPr>
+          <w:rFonts w:cs="Arial"/>
+          <w:b/>
+          <w:bCs/>
+          <w:sz w:val="24"/>
+          <w:szCs w:val="24"/>
+        </w:rPr>
+        <w:fldChar w:fldCharType="separate"/>
+      </w:r>
+      <w:r>
+        <w:rPr>
+          <w:rFonts w:cs="Arial"/>
+          <w:b/>
+          <w:bCs/>
+          <w:noProof/>
+          <w:sz w:val="24"/>
+          <w:szCs w:val="24"/>
+        </w:rPr>
+        <w:t>«${params.version}»</w:t>
+      </w:r>
+      <w:r>
+        <w:rPr>
+          <w:rFonts w:cs="Arial"/>
+          <w:b/>
+          <w:bCs/>
+          <w:sz w:val="24"/>
+          <w:szCs w:val="24"/>
+        </w:rPr>
+        <w:fldChar w:fldCharType="end"/>
       </w:r>
     </w:p>
     <w:p>
       <w:pPr>
-        <w:rPr>
-          <w:sz w:val="20"/>
-        </w:rPr>
-      </w:pPr>
+        <w:spacing w:before="120"/>
+        <w:rPr>
+          <w:sz w:val="24"/>
+          <w:szCs w:val="24"/>
+        </w:rPr>
+      </w:pPr>
+      <w:r>
+        <w:rPr>
+          <w:sz w:val="24"/>
+          <w:szCs w:val="24"/>
+        </w:rPr>
+        <w:t xml:space="preserve">We </w:t>
+      </w:r>
+      <w:r>
+        <w:rPr>
+          <w:b/>
+          <w:bCs/>
+          <w:sz w:val="24"/>
+          <w:szCs w:val="24"/>
+          <w:u w:val="single"/>
+        </w:rPr>
+        <w:t>do</w:t>
+      </w:r>
+      <w:r>
+        <w:rPr>
+          <w:sz w:val="24"/>
+          <w:szCs w:val="24"/>
+          <w:u w:val="single"/>
+        </w:rPr>
+        <w:t xml:space="preserve"> </w:t>
+      </w:r>
+      <w:r>
+        <w:rPr>
+          <w:b/>
+          <w:bCs/>
+          <w:sz w:val="24"/>
+          <w:szCs w:val="24"/>
+          <w:u w:val="single"/>
+        </w:rPr>
+        <w:t>not</w:t>
+      </w:r>
+      <w:r>
+        <w:rPr>
+          <w:sz w:val="24"/>
+          <w:szCs w:val="24"/>
+        </w:rPr>
+        <w:t xml:space="preserve"> </w:t>
+      </w:r>
+      <w:r>
+        <w:rPr>
+          <w:sz w:val="24"/>
+          <w:szCs w:val="24"/>
+        </w:rPr>
+        <w:t xml:space="preserve">need </w:t>
+      </w:r>
+      <w:r>
+        <w:rPr>
+          <w:sz w:val="24"/>
+          <w:szCs w:val="24"/>
+        </w:rPr>
+        <w:t xml:space="preserve">you </w:t>
+      </w:r>
+      <w:r>
+        <w:rPr>
+          <w:sz w:val="24"/>
+          <w:szCs w:val="24"/>
+        </w:rPr>
+        <w:t xml:space="preserve">to provide your assent to this variation </w:t>
+      </w:r>
+      <w:r>
+        <w:rPr>
+          <w:sz w:val="24"/>
+          <w:szCs w:val="24"/>
+        </w:rPr>
+        <w:t xml:space="preserve">of </w:t>
+      </w:r>
+      <w:r>
+        <w:rPr>
+          <w:sz w:val="24"/>
+          <w:szCs w:val="24"/>
+        </w:rPr>
+        <w:t xml:space="preserve">your </w:t>
+      </w:r>
+      <w:r>
+        <w:rPr>
+          <w:sz w:val="24"/>
+          <w:szCs w:val="24"/>
+        </w:rPr>
+        <w:t xml:space="preserve">existing underlying </w:t>
+      </w:r>
+      <w:r>
+        <w:rPr>
+          <w:sz w:val="24"/>
+          <w:szCs w:val="24"/>
+        </w:rPr>
+        <w:t>agreement.</w:t>
+      </w:r>
+      <w:r>
+        <w:rPr>
+          <w:sz w:val="24"/>
+          <w:szCs w:val="24"/>
+        </w:rPr>
+        <w:t xml:space="preserve">  However, you should read and retain a copy of this notice and the updated CCA2 underlying agreement for your records.</w:t>
+      </w:r>
     </w:p>
     <w:p>
       <w:pPr>
-        <w:rPr>
-          <w:sz w:val="20"/>
-        </w:rPr>
-      </w:pPr>
-      <w:r>
-        <w:rPr>
-          <w:sz w:val="20"/>
-        </w:rPr>
-        <w:t xml:space="preserve">Please read and retain a copy of this notice and the </w:t>
-      </w:r>
-      <w:r>
-        <w:rPr>
-          <w:sz w:val="20"/>
-        </w:rPr>
-        <w:t xml:space="preserve">varied </w:t>
-      </w:r>
-      <w:r>
-        <w:rPr>
-          <w:sz w:val="20"/>
-        </w:rPr>
-        <w:t xml:space="preserve">underlying agreement for your records. You are </w:t>
-      </w:r>
-      <w:r>
-        <w:rPr>
-          <w:b/>
-          <w:bCs/>
-          <w:sz w:val="20"/>
-          <w:u w:val="single"/>
-        </w:rPr>
-        <w:t>not</w:t>
-      </w:r>
-      <w:r>
-        <w:rPr>
-          <w:sz w:val="20"/>
-        </w:rPr>
-        <w:t xml:space="preserve"> required to provide your assent to this variation to your agreement.</w:t>
+        <w:spacing w:before="120"/>
+        <w:rPr>
+          <w:sz w:val="24"/>
+          <w:szCs w:val="24"/>
+        </w:rPr>
+      </w:pPr>
+      <w:r>
+        <w:rPr>
+          <w:sz w:val="24"/>
+          <w:szCs w:val="24"/>
+        </w:rPr>
+        <w:t>If you wish to appeal this notice, you must do so within 28 days from the date of this notice.  For further information and guidance on the First-tier Tribunal process please refer to the Ministry of Justice webpage:</w:t>
       </w:r>
     </w:p>
     <w:p>
       <w:pPr>
         <w:rPr>
-          <w:sz w:val="20"/>
-        </w:rPr>
-      </w:pPr>
-    </w:p>
-    <w:p>
-      <w:pPr>
-        <w:rPr>
-          <w:sz w:val="20"/>
-        </w:rPr>
-      </w:pPr>
-      <w:r>
-        <w:rPr>
-          <w:sz w:val="20"/>
-        </w:rPr>
-        <w:t>W</w:t>
-      </w:r>
-      <w:r>
-        <w:rPr>
-          <w:sz w:val="20"/>
-        </w:rPr>
-        <w:t xml:space="preserve">e will issue a separate version of your agreement containing the requirements set out in </w:t>
-      </w:r>
+          <w:sz w:val="24"/>
+          <w:szCs w:val="24"/>
+        </w:rPr>
+      </w:pPr>
       <w:hyperlink r:id="rId11" w:history="1">
         <w:r>
           <w:rPr>
             <w:rStyle w:val="Hyperlink"/>
-            <w:sz w:val="20"/>
-          </w:rPr>
-          <w:t>The Climate Change Agreements (Administration and Eligible Facilities) (Amendment) Regulations 2025</w:t>
-        </w:r>
-      </w:hyperlink>
-      <w:r>
-        <w:t>.</w:t>
-      </w:r>
-      <w:r>
-        <w:t xml:space="preserve">  </w:t>
-      </w:r>
-      <w:r>
-        <w:t>The</w:t>
-      </w:r>
-      <w:r>
-        <w:t>se</w:t>
-      </w:r>
-      <w:r>
-        <w:t xml:space="preserve"> two</w:t>
-      </w:r>
-      <w:r>
-        <w:t xml:space="preserve"> agreements </w:t>
-      </w:r>
-      <w:r>
-        <w:t>will operate in parallel until 30 June 2027</w:t>
-      </w:r>
-      <w:r>
-        <w:t xml:space="preserve">, </w:t>
-      </w:r>
-      <w:r>
-        <w:t xml:space="preserve">the </w:t>
-      </w:r>
-      <w:r>
-        <w:t xml:space="preserve">extended </w:t>
-      </w:r>
-      <w:r>
-        <w:t>end date of this (CCA2) agreement</w:t>
-      </w:r>
-      <w:r>
-        <w:t>.</w:t>
-      </w:r>
-    </w:p>
-    <w:p>
-      <w:pPr>
-        <w:rPr>
-          <w:sz w:val="20"/>
-        </w:rPr>
-      </w:pPr>
-    </w:p>
-    <w:p>
-      <w:pPr>
-        <w:rPr>
-          <w:sz w:val="20"/>
-        </w:rPr>
-      </w:pPr>
-      <w:r>
-        <w:rPr>
-          <w:sz w:val="20"/>
-        </w:rPr>
-        <w:t>If you wish to appeal this notice, you must do so within 28 days from the date of this notice.  For further information and guidance on the First-tier Tribunal process please refer to the Ministry of Justice webpage:</w:t>
-      </w:r>
-    </w:p>
-    <w:p>
-      <w:pPr>
-        <w:rPr>
-          <w:sz w:val="20"/>
-        </w:rPr>
-      </w:pPr>
-      <w:hyperlink r:id="rId12" w:history="1">
-        <w:r>
-          <w:rPr>
-            <w:rStyle w:val="Hyperlink"/>
-            <w:sz w:val="20"/>
+            <w:sz w:val="24"/>
+            <w:szCs w:val="24"/>
           </w:rPr>
           <w:t>http://www.justice.gov.uk/tribunals/general-regulatory-chamber</w:t>
         </w:r>
@@ -1090,26 +1137,458 @@
     </w:p>
     <w:p>
       <w:pPr>
-        <w:rPr>
-          <w:sz w:val="20"/>
+        <w:spacing w:before="120"/>
+        <w:rPr>
+          <w:b/>
+          <w:bCs/>
+          <w:sz w:val="24"/>
+          <w:szCs w:val="24"/>
         </w:rPr>
       </w:pPr>
     </w:p>
     <w:p>
       <w:pPr>
-        <w:rPr>
-          <w:sz w:val="20"/>
-        </w:rPr>
-      </w:pPr>
-      <w:r>
-        <w:rPr>
-          <w:sz w:val="20"/>
+        <w:spacing w:before="120"/>
+        <w:rPr>
+          <w:b/>
+          <w:bCs/>
+          <w:sz w:val="24"/>
+          <w:szCs w:val="24"/>
+        </w:rPr>
+      </w:pPr>
+      <w:r>
+        <w:rPr>
+          <w:b/>
+          <w:bCs/>
+          <w:sz w:val="24"/>
+          <w:szCs w:val="24"/>
+        </w:rPr>
+        <w:t>For information</w:t>
+      </w:r>
+    </w:p>
+    <w:p>
+      <w:pPr>
+        <w:spacing w:before="120"/>
+        <w:rPr>
+          <w:sz w:val="24"/>
+          <w:szCs w:val="24"/>
+        </w:rPr>
+      </w:pPr>
+      <w:r>
+        <w:rPr>
+          <w:sz w:val="24"/>
+          <w:szCs w:val="24"/>
+        </w:rPr>
+        <w:t>W</w:t>
+      </w:r>
+      <w:r>
+        <w:rPr>
+          <w:sz w:val="24"/>
+          <w:szCs w:val="24"/>
+        </w:rPr>
+        <w:t xml:space="preserve">here you have advised </w:t>
+      </w:r>
+      <w:r>
+        <w:rPr>
+          <w:sz w:val="24"/>
+          <w:szCs w:val="24"/>
+        </w:rPr>
+        <w:t xml:space="preserve">us (via </w:t>
+      </w:r>
+      <w:r>
+        <w:rPr>
+          <w:sz w:val="24"/>
+          <w:szCs w:val="24"/>
+        </w:rPr>
+        <w:t>your sector association</w:t>
+      </w:r>
+      <w:r>
+        <w:rPr>
+          <w:sz w:val="24"/>
+          <w:szCs w:val="24"/>
+        </w:rPr>
+        <w:t>)</w:t>
+      </w:r>
+      <w:r>
+        <w:rPr>
+          <w:sz w:val="24"/>
+          <w:szCs w:val="24"/>
+        </w:rPr>
+        <w:t xml:space="preserve"> </w:t>
+      </w:r>
+      <w:r>
+        <w:rPr>
+          <w:sz w:val="24"/>
+          <w:szCs w:val="24"/>
+        </w:rPr>
+        <w:t>that</w:t>
+      </w:r>
+      <w:r>
+        <w:rPr>
+          <w:sz w:val="24"/>
+          <w:szCs w:val="24"/>
+        </w:rPr>
+        <w:t>:</w:t>
+      </w:r>
+    </w:p>
+    <w:p>
+      <w:pPr>
+        <w:pStyle w:val="ListParagraph"/>
+        <w:numPr>
+          <w:ilvl w:val="0"/>
+          <w:numId w:val="41"/>
+        </w:numPr>
+        <w:spacing w:before="120"/>
+        <w:rPr>
+          <w:sz w:val="24"/>
+          <w:szCs w:val="24"/>
+        </w:rPr>
+      </w:pPr>
+      <w:r>
+        <w:rPr>
+          <w:sz w:val="24"/>
+          <w:szCs w:val="24"/>
+        </w:rPr>
+        <w:t xml:space="preserve">you </w:t>
+      </w:r>
+      <w:r>
+        <w:rPr>
+          <w:sz w:val="24"/>
+          <w:szCs w:val="24"/>
+        </w:rPr>
+        <w:t>will be carrying out an eligible activity in each facility included in this agreement on 1 January 2026 and</w:t>
+      </w:r>
+    </w:p>
+    <w:p>
+      <w:pPr>
+        <w:pStyle w:val="ListParagraph"/>
+        <w:numPr>
+          <w:ilvl w:val="0"/>
+          <w:numId w:val="41"/>
+        </w:numPr>
+        <w:spacing w:before="120"/>
+        <w:rPr>
+          <w:sz w:val="24"/>
+          <w:szCs w:val="24"/>
+        </w:rPr>
+      </w:pPr>
+      <w:r>
+        <w:rPr>
+          <w:sz w:val="24"/>
+          <w:szCs w:val="24"/>
+        </w:rPr>
+        <w:t xml:space="preserve">you </w:t>
+      </w:r>
+      <w:r>
+        <w:rPr>
+          <w:sz w:val="24"/>
+          <w:szCs w:val="24"/>
+        </w:rPr>
+        <w:t xml:space="preserve">want the facilities in this agreement to be included in the new Climate Change Agreements scheme </w:t>
+      </w:r>
+      <w:r>
+        <w:rPr>
+          <w:sz w:val="24"/>
+          <w:szCs w:val="24"/>
+        </w:rPr>
+        <w:t>starting on 1 January 2026</w:t>
+      </w:r>
+    </w:p>
+    <w:p>
+      <w:pPr>
+        <w:spacing w:before="120"/>
+        <w:rPr>
+          <w:sz w:val="24"/>
+          <w:szCs w:val="24"/>
+        </w:rPr>
+      </w:pPr>
+      <w:r>
+        <w:rPr>
+          <w:sz w:val="24"/>
+          <w:szCs w:val="24"/>
+        </w:rPr>
+        <w:t xml:space="preserve">we will issue you a </w:t>
+      </w:r>
+      <w:r>
+        <w:rPr>
+          <w:sz w:val="24"/>
+          <w:szCs w:val="24"/>
+        </w:rPr>
+        <w:t xml:space="preserve">separate </w:t>
+      </w:r>
+      <w:r>
+        <w:rPr>
+          <w:sz w:val="24"/>
+          <w:szCs w:val="24"/>
+        </w:rPr>
+        <w:t xml:space="preserve">“CCA3” underlying agreement </w:t>
+      </w:r>
+      <w:r>
+        <w:rPr>
+          <w:sz w:val="24"/>
+          <w:szCs w:val="24"/>
+        </w:rPr>
+        <w:t>containing these facilities</w:t>
+      </w:r>
+      <w:r>
+        <w:rPr>
+          <w:sz w:val="24"/>
+          <w:szCs w:val="24"/>
+        </w:rPr>
+        <w:t>.</w:t>
+      </w:r>
+      <w:r>
+        <w:rPr>
+          <w:sz w:val="24"/>
+          <w:szCs w:val="24"/>
+        </w:rPr>
+        <w:t xml:space="preserve">  We will send this in a separate email message to the one containing this notice.</w:t>
+      </w:r>
+    </w:p>
+    <w:p>
+      <w:pPr>
+        <w:spacing w:before="120"/>
+        <w:rPr>
+          <w:sz w:val="24"/>
+          <w:szCs w:val="24"/>
+        </w:rPr>
+      </w:pPr>
+      <w:r>
+        <w:rPr>
+          <w:sz w:val="24"/>
+          <w:szCs w:val="24"/>
+        </w:rPr>
+        <w:t>The CCA3 underlying agreement will contain the:</w:t>
+      </w:r>
+    </w:p>
+    <w:p>
+      <w:pPr>
+        <w:pStyle w:val="ListParagraph"/>
+        <w:numPr>
+          <w:ilvl w:val="0"/>
+          <w:numId w:val="41"/>
+        </w:numPr>
+        <w:spacing w:before="120"/>
+        <w:rPr>
+          <w:sz w:val="24"/>
+          <w:szCs w:val="24"/>
+        </w:rPr>
+      </w:pPr>
+      <w:r>
+        <w:rPr>
+          <w:sz w:val="24"/>
+          <w:szCs w:val="24"/>
+        </w:rPr>
+        <w:t xml:space="preserve">new requirements </w:t>
+      </w:r>
+      <w:r>
+        <w:rPr>
+          <w:sz w:val="24"/>
+          <w:szCs w:val="24"/>
+        </w:rPr>
+        <w:t xml:space="preserve">set out in </w:t>
+      </w:r>
+      <w:hyperlink r:id="rId12" w:history="1">
+        <w:r>
+          <w:rPr>
+            <w:rStyle w:val="Hyperlink"/>
+            <w:sz w:val="24"/>
+            <w:szCs w:val="24"/>
+          </w:rPr>
+          <w:t>The Climate Change Agreements (Administration and Eligible Facilities) (Amendment) Regulations 2025</w:t>
+        </w:r>
+      </w:hyperlink>
+      <w:r>
+        <w:rPr>
+          <w:sz w:val="24"/>
+          <w:szCs w:val="24"/>
+        </w:rPr>
+        <w:t xml:space="preserve"> </w:t>
+      </w:r>
+    </w:p>
+    <w:p>
+      <w:pPr>
+        <w:pStyle w:val="ListParagraph"/>
+        <w:numPr>
+          <w:ilvl w:val="0"/>
+          <w:numId w:val="41"/>
+        </w:numPr>
+        <w:spacing w:before="120"/>
+        <w:rPr>
+          <w:sz w:val="24"/>
+          <w:szCs w:val="24"/>
+        </w:rPr>
+      </w:pPr>
+      <w:r>
+        <w:rPr>
+          <w:sz w:val="24"/>
+          <w:szCs w:val="24"/>
+        </w:rPr>
+        <w:lastRenderedPageBreak/>
+        <w:t>required improvement target for each facility</w:t>
+      </w:r>
+      <w:bookmarkStart w:id="1" w:name="_Hlk215828286"/>
+      <w:r>
+        <w:rPr>
+          <w:sz w:val="24"/>
+          <w:szCs w:val="24"/>
+        </w:rPr>
+        <w:t>,</w:t>
+      </w:r>
+      <w:r>
+        <w:rPr>
+          <w:sz w:val="24"/>
+          <w:szCs w:val="24"/>
+        </w:rPr>
+        <w:t xml:space="preserve"> for </w:t>
+      </w:r>
+      <w:r>
+        <w:rPr>
+          <w:sz w:val="24"/>
+          <w:szCs w:val="24"/>
+        </w:rPr>
+        <w:t xml:space="preserve">each of the following </w:t>
+      </w:r>
+      <w:r>
+        <w:rPr>
+          <w:sz w:val="24"/>
+          <w:szCs w:val="24"/>
+        </w:rPr>
+        <w:t>new target periods:</w:t>
+      </w:r>
+    </w:p>
+    <w:bookmarkEnd w:id="1"/>
+    <w:p>
+      <w:pPr>
+        <w:pStyle w:val="ListParagraph"/>
+        <w:numPr>
+          <w:ilvl w:val="1"/>
+          <w:numId w:val="41"/>
+        </w:numPr>
+        <w:spacing w:before="120"/>
+        <w:rPr>
+          <w:sz w:val="24"/>
+          <w:szCs w:val="24"/>
+        </w:rPr>
+      </w:pPr>
+      <w:r>
+        <w:rPr>
+          <w:sz w:val="24"/>
+          <w:szCs w:val="24"/>
+        </w:rPr>
+        <w:t>1 January 2026 to 31 December 2026</w:t>
+      </w:r>
+      <w:r>
+        <w:rPr>
+          <w:sz w:val="24"/>
+          <w:szCs w:val="24"/>
+        </w:rPr>
+        <w:t xml:space="preserve"> (TP7)</w:t>
+      </w:r>
+    </w:p>
+    <w:p>
+      <w:pPr>
+        <w:pStyle w:val="ListParagraph"/>
+        <w:numPr>
+          <w:ilvl w:val="1"/>
+          <w:numId w:val="41"/>
+        </w:numPr>
+        <w:spacing w:before="120"/>
+        <w:rPr>
+          <w:sz w:val="24"/>
+          <w:szCs w:val="24"/>
+        </w:rPr>
+      </w:pPr>
+      <w:r>
+        <w:rPr>
+          <w:sz w:val="24"/>
+          <w:szCs w:val="24"/>
+        </w:rPr>
+        <w:t>1 January 2027 to 31 December 2028</w:t>
+      </w:r>
+      <w:r>
+        <w:rPr>
+          <w:sz w:val="24"/>
+          <w:szCs w:val="24"/>
+        </w:rPr>
+        <w:t xml:space="preserve"> (TP8)</w:t>
+      </w:r>
+    </w:p>
+    <w:p>
+      <w:pPr>
+        <w:pStyle w:val="ListParagraph"/>
+        <w:numPr>
+          <w:ilvl w:val="1"/>
+          <w:numId w:val="41"/>
+        </w:numPr>
+        <w:spacing w:before="120"/>
+        <w:rPr>
+          <w:sz w:val="24"/>
+          <w:szCs w:val="24"/>
+        </w:rPr>
+      </w:pPr>
+      <w:r>
+        <w:rPr>
+          <w:sz w:val="24"/>
+          <w:szCs w:val="24"/>
+        </w:rPr>
+        <w:t>1 January 2029 to 31 December 2030</w:t>
+      </w:r>
+      <w:r>
+        <w:rPr>
+          <w:sz w:val="24"/>
+          <w:szCs w:val="24"/>
+        </w:rPr>
+        <w:t xml:space="preserve"> (TP9)</w:t>
+      </w:r>
+    </w:p>
+    <w:p>
+      <w:pPr>
+        <w:spacing w:before="120"/>
+        <w:rPr>
+          <w:sz w:val="24"/>
+          <w:szCs w:val="24"/>
+        </w:rPr>
+      </w:pPr>
+      <w:bookmarkStart w:id="2" w:name="_Hlk215828559"/>
+      <w:r>
+        <w:rPr>
+          <w:sz w:val="24"/>
+          <w:szCs w:val="24"/>
+        </w:rPr>
+        <w:t>The CCA2 and CCA3 agreements will operate in parallel until 30 June 2027.</w:t>
+      </w:r>
+    </w:p>
+    <w:bookmarkEnd w:id="2"/>
+    <w:p>
+      <w:pPr>
+        <w:spacing w:before="120"/>
+        <w:rPr>
+          <w:sz w:val="24"/>
+          <w:szCs w:val="24"/>
+        </w:rPr>
+      </w:pPr>
+    </w:p>
+    <w:p>
+      <w:pPr>
+        <w:keepNext/>
+        <w:spacing w:before="120"/>
+        <w:rPr>
+          <w:sz w:val="24"/>
+          <w:szCs w:val="24"/>
+        </w:rPr>
+      </w:pPr>
+      <w:r>
+        <w:rPr>
+          <w:sz w:val="24"/>
+          <w:szCs w:val="24"/>
         </w:rPr>
         <w:t xml:space="preserve">If you require any clarification of the above, please contact the Administrator </w:t>
       </w:r>
       <w:r>
         <w:rPr>
-          <w:sz w:val="20"/>
+          <w:sz w:val="24"/>
+          <w:szCs w:val="24"/>
         </w:rPr>
         <w:t xml:space="preserve">via email to </w:t>
       </w:r>
@@ -1117,7 +1596,8 @@
         <w:r>
           <w:rPr>
             <w:rStyle w:val="Hyperlink"/>
-            <w:sz w:val="20"/>
+            <w:sz w:val="24"/>
+            <w:szCs w:val="24"/>
           </w:rPr>
           <w:t>cca-help@environment-agency.gov.uk</w:t>
         </w:r>
@@ -1127,7 +1607,8 @@
       <w:pPr>
         <w:keepNext/>
         <w:rPr>
-          <w:sz w:val="20"/>
+          <w:sz w:val="24"/>
+          <w:szCs w:val="24"/>
         </w:rPr>
       </w:pPr>
     </w:p>
@@ -1135,18 +1616,21 @@
       <w:pPr>
         <w:keepNext/>
         <w:rPr>
-          <w:sz w:val="20"/>
-        </w:rPr>
-      </w:pPr>
-      <w:r>
-        <w:rPr>
-          <w:sz w:val="20"/>
+          <w:sz w:val="24"/>
+          <w:szCs w:val="24"/>
+        </w:rPr>
+      </w:pPr>
+      <w:r>
+        <w:rPr>
+          <w:sz w:val="24"/>
+          <w:szCs w:val="24"/>
         </w:rPr>
         <w:t xml:space="preserve">Yours </w:t>
       </w:r>
       <w:r>
         <w:rPr>
-          <w:sz w:val="20"/>
+          <w:sz w:val="24"/>
+          <w:szCs w:val="24"/>
         </w:rPr>
         <w:t>sincerely,</w:t>
       </w:r>
@@ -1155,12 +1639,14 @@
       <w:pPr>
         <w:keepNext/>
         <w:rPr>
-          <w:sz w:val="20"/>
-        </w:rPr>
-      </w:pPr>
-      <w:r>
-        <w:rPr>
-          <w:sz w:val="20"/>
+          <w:sz w:val="24"/>
+          <w:szCs w:val="24"/>
+        </w:rPr>
+      </w:pPr>
+      <w:r>
+        <w:rPr>
+          <w:sz w:val="24"/>
+          <w:szCs w:val="24"/>
         </w:rPr>
         <w:t>Nathan Insole</w:t>
       </w:r>
@@ -1169,7 +1655,8 @@
       <w:pPr>
         <w:keepNext/>
         <w:rPr>
-          <w:sz w:val="20"/>
+          <w:sz w:val="24"/>
+          <w:szCs w:val="24"/>
         </w:rPr>
       </w:pPr>
     </w:p>
@@ -1178,14 +1665,16 @@
         <w:rPr>
           <w:rFonts w:ascii="Times New Roman" w:hAnsi="Times New Roman"/>
           <w:noProof/>
-          <w:sz w:val="20"/>
+          <w:sz w:val="24"/>
+          <w:szCs w:val="24"/>
         </w:rPr>
       </w:pPr>
       <w:r>
         <w:rPr>
           <w:rFonts w:ascii="Times New Roman" w:hAnsi="Times New Roman"/>
           <w:noProof/>
-          <w:sz w:val="20"/>
+          <w:sz w:val="24"/>
+          <w:szCs w:val="24"/>
         </w:rPr>
         <w:drawing>
           <wp:inline distT="0" distB="0" distL="0" distR="0" wp14:anchorId="1705608A" wp14:editId="55BBF238">
@@ -1240,31 +1729,36 @@
     <w:p>
       <w:pPr>
         <w:rPr>
-          <w:sz w:val="20"/>
+          <w:sz w:val="24"/>
+          <w:szCs w:val="24"/>
         </w:rPr>
       </w:pPr>
     </w:p>
     <w:p>
       <w:pPr>
         <w:rPr>
-          <w:sz w:val="20"/>
-        </w:rPr>
-      </w:pPr>
-      <w:r>
-        <w:rPr>
-          <w:sz w:val="20"/>
+          <w:sz w:val="24"/>
+          <w:szCs w:val="24"/>
+        </w:rPr>
+      </w:pPr>
+      <w:r>
+        <w:rPr>
+          <w:sz w:val="24"/>
+          <w:szCs w:val="24"/>
         </w:rPr>
         <w:t>Operations Manager</w:t>
       </w:r>
       <w:r>
         <w:rPr>
-          <w:sz w:val="20"/>
+          <w:sz w:val="24"/>
+          <w:szCs w:val="24"/>
         </w:rPr>
         <w:t xml:space="preserve"> (Energy Efficiency</w:t>
       </w:r>
       <w:r>
         <w:rPr>
-          <w:sz w:val="20"/>
+          <w:sz w:val="24"/>
+          <w:szCs w:val="24"/>
         </w:rPr>
         <w:t>)</w:t>
       </w:r>
@@ -1272,13 +1766,15 @@
     <w:p>
       <w:pPr>
         <w:rPr>
-          <w:sz w:val="20"/>
+          <w:sz w:val="24"/>
+          <w:szCs w:val="24"/>
         </w:rPr>
       </w:pPr>
       <w:r>
         <w:rPr>
           <w:noProof/>
-          <w:sz w:val="20"/>
+          <w:sz w:val="24"/>
+          <w:szCs w:val="24"/>
         </w:rPr>
         <w:drawing>
           <wp:inline distT="0" distB="0" distL="0" distR="0" wp14:anchorId="56A7DCB1" wp14:editId="0FCA0F5C">
@@ -1336,7 +1832,8 @@
     <w:p>
       <w:pPr>
         <w:rPr>
-          <w:sz w:val="20"/>
+          <w:sz w:val="24"/>
+          <w:szCs w:val="24"/>
         </w:rPr>
       </w:pPr>
     </w:p>
@@ -1344,131 +1841,140 @@
       <w:pPr>
         <w:rPr>
           <w:rFonts w:cs="Arial"/>
-          <w:sz w:val="20"/>
+          <w:sz w:val="24"/>
+          <w:szCs w:val="24"/>
         </w:rPr>
       </w:pPr>
       <w:r>
         <w:rPr>
           <w:rFonts w:cs="Arial"/>
-          <w:sz w:val="20"/>
+          <w:sz w:val="24"/>
+          <w:szCs w:val="24"/>
         </w:rPr>
         <w:t xml:space="preserve">c.c. </w:t>
       </w:r>
-      <w:bookmarkStart w:id="0" w:name="_Hlk172714245"/>
+      <w:bookmarkStart w:id="3" w:name="_Hlk172714245"/>
       <w:r>
         <w:rPr>
           <w:rFonts w:cs="Arial"/>
-          <w:sz w:val="20"/>
+          <w:sz w:val="24"/>
+          <w:szCs w:val="24"/>
         </w:rPr>
         <w:fldChar w:fldCharType="begin"/>
       </w:r>
       <w:r>
         <w:rPr>
           <w:rFonts w:cs="Arial"/>
-          <w:sz w:val="20"/>
+          <w:sz w:val="24"/>
+          <w:szCs w:val="24"/>
         </w:rPr>
         <w:instrText>MERGEFIELD "[#list params.ccRecipients as cc]"</w:instrText>
       </w:r>
       <w:r>
         <w:rPr>
           <w:rFonts w:cs="Arial"/>
-          <w:sz w:val="20"/>
+          <w:sz w:val="24"/>
+          <w:szCs w:val="24"/>
         </w:rPr>
         <w:fldChar w:fldCharType="separate"/>
       </w:r>
       <w:r>
         <w:rPr>
           <w:rFonts w:cs="Arial"/>
-          <w:sz w:val="20"/>
+          <w:sz w:val="24"/>
+          <w:szCs w:val="24"/>
         </w:rPr>
         <w:t>«[#list email.ccRecipients as cc]»</w:t>
       </w:r>
       <w:r>
         <w:rPr>
           <w:rFonts w:cs="Arial"/>
-          <w:sz w:val="20"/>
+          <w:sz w:val="24"/>
+          <w:szCs w:val="24"/>
         </w:rPr>
         <w:fldChar w:fldCharType="end"/>
       </w:r>
       <w:r>
         <w:rPr>
           <w:rFonts w:cs="Arial"/>
-          <w:sz w:val="20"/>
+          <w:sz w:val="24"/>
+          <w:szCs w:val="24"/>
         </w:rPr>
         <w:fldChar w:fldCharType="begin"/>
       </w:r>
       <w:r>
         <w:rPr>
           <w:rFonts w:cs="Arial"/>
-          <w:sz w:val="20"/>
+          <w:sz w:val="24"/>
+          <w:szCs w:val="24"/>
         </w:rPr>
         <w:instrText>MERGEFIELD "${cc}[#sep], [/#sep]"</w:instrText>
       </w:r>
       <w:r>
         <w:rPr>
           <w:rFonts w:cs="Arial"/>
-          <w:sz w:val="20"/>
+          <w:sz w:val="24"/>
+          <w:szCs w:val="24"/>
         </w:rPr>
         <w:fldChar w:fldCharType="separate"/>
       </w:r>
       <w:r>
         <w:rPr>
           <w:rFonts w:cs="Arial"/>
-          <w:sz w:val="20"/>
+          <w:sz w:val="24"/>
+          <w:szCs w:val="24"/>
         </w:rPr>
         <w:t>«${cc}[#sep], [/#sep]»</w:t>
       </w:r>
       <w:r>
         <w:rPr>
           <w:rFonts w:cs="Arial"/>
-          <w:sz w:val="20"/>
+          <w:sz w:val="24"/>
+          <w:szCs w:val="24"/>
         </w:rPr>
         <w:fldChar w:fldCharType="end"/>
       </w:r>
       <w:r>
         <w:rPr>
           <w:rFonts w:cs="Arial"/>
-          <w:sz w:val="20"/>
+          <w:sz w:val="24"/>
+          <w:szCs w:val="24"/>
         </w:rPr>
         <w:fldChar w:fldCharType="begin"/>
       </w:r>
       <w:r>
         <w:rPr>
           <w:rFonts w:cs="Arial"/>
-          <w:sz w:val="20"/>
+          <w:sz w:val="24"/>
+          <w:szCs w:val="24"/>
         </w:rPr>
         <w:instrText>MERGEFIELD [/#list]</w:instrText>
       </w:r>
       <w:r>
         <w:rPr>
           <w:rFonts w:cs="Arial"/>
-          <w:sz w:val="20"/>
+          <w:sz w:val="24"/>
+          <w:szCs w:val="24"/>
         </w:rPr>
         <w:fldChar w:fldCharType="separate"/>
       </w:r>
       <w:r>
         <w:rPr>
           <w:rFonts w:cs="Arial"/>
-          <w:sz w:val="20"/>
+          <w:sz w:val="24"/>
+          <w:szCs w:val="24"/>
         </w:rPr>
         <w:t>«[/#list]»</w:t>
       </w:r>
       <w:r>
         <w:rPr>
           <w:rFonts w:cs="Arial"/>
-          <w:sz w:val="20"/>
+          <w:sz w:val="24"/>
+          <w:szCs w:val="24"/>
         </w:rPr>
         <w:fldChar w:fldCharType="end"/>
       </w:r>
-      <w:bookmarkEnd w:id="0"/>
-    </w:p>
-    <w:p>
-      <w:pPr>
-        <w:rPr>
-          <w:sz w:val="24"/>
-          <w:szCs w:val="24"/>
-        </w:rPr>
-      </w:pPr>
+      <w:bookmarkEnd w:id="3"/>
     </w:p>
     <w:sectPr>
       <w:headerReference w:type="default" r:id="rId16"/>
@@ -1480,7 +1986,7 @@
         <w:numFmt w:val="decimal"/>
       </w:endnotePr>
       <w:pgSz w:w="11906" w:h="16838"/>
-      <w:pgMar w:top="1440" w:right="1440" w:bottom="993" w:left="1440" w:header="142" w:footer="278" w:gutter="0"/>
+      <w:pgMar w:top="1134" w:right="1134" w:bottom="1134" w:left="1134" w:header="142" w:footer="408" w:gutter="0"/>
       <w:cols w:space="720"/>
       <w:noEndnote/>
       <w:titlePg/>
@@ -1491,7 +1997,7 @@
 </file>
 
 <file path=word/endnotes.xml><?xml version="1.0" encoding="utf-8"?>
-<w:endnotes xmlns:wpc="http://schemas.microsoft.com/office/word/2010/wordprocessingCanvas" xmlns:cx="http://schemas.microsoft.com/office/drawing/2014/chartex" xmlns:cx1="http://schemas.microsoft.com/office/drawing/2015/9/8/chartex" xmlns:cx2="http://schemas.microsoft.com/office/drawing/2015/10/21/chartex" xmlns:cx3="http://schemas.microsoft.com/office/drawing/2016/5/9/chartex" xmlns:cx4="http://schemas.microsoft.com/office/drawing/2016/5/10/chartex" xmlns:cx5="http://schemas.microsoft.com/office/drawing/2016/5/11/chartex" xmlns:cx6="http://schemas.microsoft.com/office/drawing/2016/5/12/chartex" xmlns:cx7="http://schemas.microsoft.com/office/drawing/2016/5/13/chartex" xmlns:cx8="http://schemas.microsoft.com/office/drawing/2016/5/14/chartex" xmlns:mc="http://schemas.openxmlformats.org/markup-compatibility/2006" xmlns:aink="http://schemas.microsoft.com/office/drawing/2016/ink" xmlns:am3d="http://schemas.microsoft.com/office/drawing/2017/model3d" xmlns:o="urn:schemas-microsoft-com:office:office" xmlns:r="http://schemas.openxmlformats.org/officeDocument/2006/relationships" xmlns:m="http://schemas.openxmlformats.org/officeDocument/2006/math" xmlns:v="urn:schemas-microsoft-com:vml" xmlns:wp14="http://schemas.microsoft.com/office/word/2010/wordprocessingDrawing" xmlns:wp="http://schemas.openxmlformats.org/drawingml/2006/wordprocessingDrawing" xmlns:w10="urn:schemas-microsoft-com:office:word" xmlns:w="http://schemas.openxmlformats.org/wordprocessingml/2006/main" xmlns:w14="http://schemas.microsoft.com/office/word/2010/wordml" xmlns:w15="http://schemas.microsoft.com/office/word/2012/wordml" xmlns:w16cex="http://schemas.microsoft.com/office/word/2018/wordml/cex" xmlns:w16cid="http://schemas.microsoft.com/office/word/2016/wordml/cid" xmlns:w16="http://schemas.microsoft.com/office/word/2018/wordml" xmlns:w16sdtdh="http://schemas.microsoft.com/office/word/2020/wordml/sdtdatahash" xmlns:w16se="http://schemas.microsoft.com/office/word/2015/wordml/symex" xmlns:wpg="http://schemas.microsoft.com/office/word/2010/wordprocessingGroup" xmlns:wpi="http://schemas.microsoft.com/office/word/2010/wordprocessingInk" xmlns:wne="http://schemas.microsoft.com/office/word/2006/wordml" xmlns:wps="http://schemas.microsoft.com/office/word/2010/wordprocessingShape" mc:Ignorable="w14 w15 w16se w16cid w16 w16cex w16sdtdh wp14">
+<w:endnotes xmlns:wpc="http://schemas.microsoft.com/office/word/2010/wordprocessingCanvas" xmlns:cx="http://schemas.microsoft.com/office/drawing/2014/chartex" xmlns:cx1="http://schemas.microsoft.com/office/drawing/2015/9/8/chartex" xmlns:cx2="http://schemas.microsoft.com/office/drawing/2015/10/21/chartex" xmlns:cx3="http://schemas.microsoft.com/office/drawing/2016/5/9/chartex" xmlns:cx4="http://schemas.microsoft.com/office/drawing/2016/5/10/chartex" xmlns:cx5="http://schemas.microsoft.com/office/drawing/2016/5/11/chartex" xmlns:cx6="http://schemas.microsoft.com/office/drawing/2016/5/12/chartex" xmlns:cx7="http://schemas.microsoft.com/office/drawing/2016/5/13/chartex" xmlns:cx8="http://schemas.microsoft.com/office/drawing/2016/5/14/chartex" xmlns:mc="http://schemas.openxmlformats.org/markup-compatibility/2006" xmlns:aink="http://schemas.microsoft.com/office/drawing/2016/ink" xmlns:am3d="http://schemas.microsoft.com/office/drawing/2017/model3d" xmlns:o="urn:schemas-microsoft-com:office:office" xmlns:oel="http://schemas.microsoft.com/office/2019/extlst" xmlns:r="http://schemas.openxmlformats.org/officeDocument/2006/relationships" xmlns:m="http://schemas.openxmlformats.org/officeDocument/2006/math" xmlns:v="urn:schemas-microsoft-com:vml" xmlns:wp14="http://schemas.microsoft.com/office/word/2010/wordprocessingDrawing" xmlns:wp="http://schemas.openxmlformats.org/drawingml/2006/wordprocessingDrawing" xmlns:w10="urn:schemas-microsoft-com:office:word" xmlns:w="http://schemas.openxmlformats.org/wordprocessingml/2006/main" xmlns:w14="http://schemas.microsoft.com/office/word/2010/wordml" xmlns:w15="http://schemas.microsoft.com/office/word/2012/wordml" xmlns:w16cex="http://schemas.microsoft.com/office/word/2018/wordml/cex" xmlns:w16cid="http://schemas.microsoft.com/office/word/2016/wordml/cid" xmlns:w16="http://schemas.microsoft.com/office/word/2018/wordml" xmlns:w16du="http://schemas.microsoft.com/office/word/2023/wordml/word16du" xmlns:w16sdtdh="http://schemas.microsoft.com/office/word/2020/wordml/sdtdatahash" xmlns:w16sdtfl="http://schemas.microsoft.com/office/word/2024/wordml/sdtformatlock" xmlns:w16se="http://schemas.microsoft.com/office/word/2015/wordml/symex" xmlns:wpg="http://schemas.microsoft.com/office/word/2010/wordprocessingGroup" xmlns:wpi="http://schemas.microsoft.com/office/word/2010/wordprocessingInk" xmlns:wne="http://schemas.microsoft.com/office/word/2006/wordml" xmlns:wps="http://schemas.microsoft.com/office/word/2010/wordprocessingShape" mc:Ignorable="w14 w15 w16se w16cid w16 w16cex w16sdtdh w16sdtfl w16du wp14">
   <w:endnote w:type="separator" w:id="-1">
     <w:p>
       <w:r>
@@ -1510,7 +2016,7 @@
 </file>
 
 <file path=word/footer1.xml><?xml version="1.0" encoding="utf-8"?>
-<w:ftr xmlns:wpc="http://schemas.microsoft.com/office/word/2010/wordprocessingCanvas" xmlns:cx="http://schemas.microsoft.com/office/drawing/2014/chartex" xmlns:cx1="http://schemas.microsoft.com/office/drawing/2015/9/8/chartex" xmlns:cx2="http://schemas.microsoft.com/office/drawing/2015/10/21/chartex" xmlns:cx3="http://schemas.microsoft.com/office/drawing/2016/5/9/chartex" xmlns:cx4="http://schemas.microsoft.com/office/drawing/2016/5/10/chartex" xmlns:cx5="http://schemas.microsoft.com/office/drawing/2016/5/11/chartex" xmlns:cx6="http://schemas.microsoft.com/office/drawing/2016/5/12/chartex" xmlns:cx7="http://schemas.microsoft.com/office/drawing/2016/5/13/chartex" xmlns:cx8="http://schemas.microsoft.com/office/drawing/2016/5/14/chartex" xmlns:mc="http://schemas.openxmlformats.org/markup-compatibility/2006" xmlns:aink="http://schemas.microsoft.com/office/drawing/2016/ink" xmlns:am3d="http://schemas.microsoft.com/office/drawing/2017/model3d" xmlns:o="urn:schemas-microsoft-com:office:office" xmlns:r="http://schemas.openxmlformats.org/officeDocument/2006/relationships" xmlns:m="http://schemas.openxmlformats.org/officeDocument/2006/math" xmlns:v="urn:schemas-microsoft-com:vml" xmlns:wp14="http://schemas.microsoft.com/office/word/2010/wordprocessingDrawing" xmlns:wp="http://schemas.openxmlformats.org/drawingml/2006/wordprocessingDrawing" xmlns:w10="urn:schemas-microsoft-com:office:word" xmlns:w="http://schemas.openxmlformats.org/wordprocessingml/2006/main" xmlns:w14="http://schemas.microsoft.com/office/word/2010/wordml" xmlns:w15="http://schemas.microsoft.com/office/word/2012/wordml" xmlns:w16cex="http://schemas.microsoft.com/office/word/2018/wordml/cex" xmlns:w16cid="http://schemas.microsoft.com/office/word/2016/wordml/cid" xmlns:w16="http://schemas.microsoft.com/office/word/2018/wordml" xmlns:w16sdtdh="http://schemas.microsoft.com/office/word/2020/wordml/sdtdatahash" xmlns:w16se="http://schemas.microsoft.com/office/word/2015/wordml/symex" xmlns:wpg="http://schemas.microsoft.com/office/word/2010/wordprocessingGroup" xmlns:wpi="http://schemas.microsoft.com/office/word/2010/wordprocessingInk" xmlns:wne="http://schemas.microsoft.com/office/word/2006/wordml" xmlns:wps="http://schemas.microsoft.com/office/word/2010/wordprocessingShape" mc:Ignorable="w14 w15 w16se w16cid w16 w16cex w16sdtdh wp14">
+<w:ftr xmlns:wpc="http://schemas.microsoft.com/office/word/2010/wordprocessingCanvas" xmlns:cx="http://schemas.microsoft.com/office/drawing/2014/chartex" xmlns:cx1="http://schemas.microsoft.com/office/drawing/2015/9/8/chartex" xmlns:cx2="http://schemas.microsoft.com/office/drawing/2015/10/21/chartex" xmlns:cx3="http://schemas.microsoft.com/office/drawing/2016/5/9/chartex" xmlns:cx4="http://schemas.microsoft.com/office/drawing/2016/5/10/chartex" xmlns:cx5="http://schemas.microsoft.com/office/drawing/2016/5/11/chartex" xmlns:cx6="http://schemas.microsoft.com/office/drawing/2016/5/12/chartex" xmlns:cx7="http://schemas.microsoft.com/office/drawing/2016/5/13/chartex" xmlns:cx8="http://schemas.microsoft.com/office/drawing/2016/5/14/chartex" xmlns:mc="http://schemas.openxmlformats.org/markup-compatibility/2006" xmlns:aink="http://schemas.microsoft.com/office/drawing/2016/ink" xmlns:am3d="http://schemas.microsoft.com/office/drawing/2017/model3d" xmlns:o="urn:schemas-microsoft-com:office:office" xmlns:oel="http://schemas.microsoft.com/office/2019/extlst" xmlns:r="http://schemas.openxmlformats.org/officeDocument/2006/relationships" xmlns:m="http://schemas.openxmlformats.org/officeDocument/2006/math" xmlns:v="urn:schemas-microsoft-com:vml" xmlns:wp14="http://schemas.microsoft.com/office/word/2010/wordprocessingDrawing" xmlns:wp="http://schemas.openxmlformats.org/drawingml/2006/wordprocessingDrawing" xmlns:w10="urn:schemas-microsoft-com:office:word" xmlns:w="http://schemas.openxmlformats.org/wordprocessingml/2006/main" xmlns:w14="http://schemas.microsoft.com/office/word/2010/wordml" xmlns:w15="http://schemas.microsoft.com/office/word/2012/wordml" xmlns:w16cex="http://schemas.microsoft.com/office/word/2018/wordml/cex" xmlns:w16cid="http://schemas.microsoft.com/office/word/2016/wordml/cid" xmlns:w16="http://schemas.microsoft.com/office/word/2018/wordml" xmlns:w16du="http://schemas.microsoft.com/office/word/2023/wordml/word16du" xmlns:w16sdtdh="http://schemas.microsoft.com/office/word/2020/wordml/sdtdatahash" xmlns:w16sdtfl="http://schemas.microsoft.com/office/word/2024/wordml/sdtformatlock" xmlns:w16se="http://schemas.microsoft.com/office/word/2015/wordml/symex" xmlns:wpg="http://schemas.microsoft.com/office/word/2010/wordprocessingGroup" xmlns:wpi="http://schemas.microsoft.com/office/word/2010/wordprocessingInk" xmlns:wne="http://schemas.microsoft.com/office/word/2006/wordml" xmlns:wps="http://schemas.microsoft.com/office/word/2010/wordprocessingShape" mc:Ignorable="w14 w15 w16se w16cid w16 w16cex w16sdtdh w16sdtfl w16du wp14">
   <w:p>
     <w:pPr>
       <w:pStyle w:val="Footer"/>
@@ -1590,130 +2096,35 @@
 </file>
 
 <file path=word/footer2.xml><?xml version="1.0" encoding="utf-8"?>
-<w:ftr xmlns:wpc="http://schemas.microsoft.com/office/word/2010/wordprocessingCanvas" xmlns:cx="http://schemas.microsoft.com/office/drawing/2014/chartex" xmlns:cx1="http://schemas.microsoft.com/office/drawing/2015/9/8/chartex" xmlns:cx2="http://schemas.microsoft.com/office/drawing/2015/10/21/chartex" xmlns:cx3="http://schemas.microsoft.com/office/drawing/2016/5/9/chartex" xmlns:cx4="http://schemas.microsoft.com/office/drawing/2016/5/10/chartex" xmlns:cx5="http://schemas.microsoft.com/office/drawing/2016/5/11/chartex" xmlns:cx6="http://schemas.microsoft.com/office/drawing/2016/5/12/chartex" xmlns:cx7="http://schemas.microsoft.com/office/drawing/2016/5/13/chartex" xmlns:cx8="http://schemas.microsoft.com/office/drawing/2016/5/14/chartex" xmlns:mc="http://schemas.openxmlformats.org/markup-compatibility/2006" xmlns:aink="http://schemas.microsoft.com/office/drawing/2016/ink" xmlns:am3d="http://schemas.microsoft.com/office/drawing/2017/model3d" xmlns:o="urn:schemas-microsoft-com:office:office" xmlns:r="http://schemas.openxmlformats.org/officeDocument/2006/relationships" xmlns:m="http://schemas.openxmlformats.org/officeDocument/2006/math" xmlns:v="urn:schemas-microsoft-com:vml" xmlns:wp14="http://schemas.microsoft.com/office/word/2010/wordprocessingDrawing" xmlns:wp="http://schemas.openxmlformats.org/drawingml/2006/wordprocessingDrawing" xmlns:w10="urn:schemas-microsoft-com:office:word" xmlns:w="http://schemas.openxmlformats.org/wordprocessingml/2006/main" xmlns:w14="http://schemas.microsoft.com/office/word/2010/wordml" xmlns:w15="http://schemas.microsoft.com/office/word/2012/wordml" xmlns:w16cex="http://schemas.microsoft.com/office/word/2018/wordml/cex" xmlns:w16cid="http://schemas.microsoft.com/office/word/2016/wordml/cid" xmlns:w16="http://schemas.microsoft.com/office/word/2018/wordml" xmlns:w16sdtdh="http://schemas.microsoft.com/office/word/2020/wordml/sdtdatahash" xmlns:w16se="http://schemas.microsoft.com/office/word/2015/wordml/symex" xmlns:wpg="http://schemas.microsoft.com/office/word/2010/wordprocessingGroup" xmlns:wpi="http://schemas.microsoft.com/office/word/2010/wordprocessingInk" xmlns:wne="http://schemas.microsoft.com/office/word/2006/wordml" xmlns:wps="http://schemas.microsoft.com/office/word/2010/wordprocessingShape" mc:Ignorable="w14 w15 w16se w16cid w16 w16cex w16sdtdh wp14">
+<w:ftr xmlns:wpc="http://schemas.microsoft.com/office/word/2010/wordprocessingCanvas" xmlns:cx="http://schemas.microsoft.com/office/drawing/2014/chartex" xmlns:cx1="http://schemas.microsoft.com/office/drawing/2015/9/8/chartex" xmlns:cx2="http://schemas.microsoft.com/office/drawing/2015/10/21/chartex" xmlns:cx3="http://schemas.microsoft.com/office/drawing/2016/5/9/chartex" xmlns:cx4="http://schemas.microsoft.com/office/drawing/2016/5/10/chartex" xmlns:cx5="http://schemas.microsoft.com/office/drawing/2016/5/11/chartex" xmlns:cx6="http://schemas.microsoft.com/office/drawing/2016/5/12/chartex" xmlns:cx7="http://schemas.microsoft.com/office/drawing/2016/5/13/chartex" xmlns:cx8="http://schemas.microsoft.com/office/drawing/2016/5/14/chartex" xmlns:mc="http://schemas.openxmlformats.org/markup-compatibility/2006" xmlns:aink="http://schemas.microsoft.com/office/drawing/2016/ink" xmlns:am3d="http://schemas.microsoft.com/office/drawing/2017/model3d" xmlns:o="urn:schemas-microsoft-com:office:office" xmlns:oel="http://schemas.microsoft.com/office/2019/extlst" xmlns:r="http://schemas.openxmlformats.org/officeDocument/2006/relationships" xmlns:m="http://schemas.openxmlformats.org/officeDocument/2006/math" xmlns:v="urn:schemas-microsoft-com:vml" xmlns:wp14="http://schemas.microsoft.com/office/word/2010/wordprocessingDrawing" xmlns:wp="http://schemas.openxmlformats.org/drawingml/2006/wordprocessingDrawing" xmlns:w10="urn:schemas-microsoft-com:office:word" xmlns:w="http://schemas.openxmlformats.org/wordprocessingml/2006/main" xmlns:w14="http://schemas.microsoft.com/office/word/2010/wordml" xmlns:w15="http://schemas.microsoft.com/office/word/2012/wordml" xmlns:w16cex="http://schemas.microsoft.com/office/word/2018/wordml/cex" xmlns:w16cid="http://schemas.microsoft.com/office/word/2016/wordml/cid" xmlns:w16="http://schemas.microsoft.com/office/word/2018/wordml" xmlns:w16du="http://schemas.microsoft.com/office/word/2023/wordml/word16du" xmlns:w16sdtdh="http://schemas.microsoft.com/office/word/2020/wordml/sdtdatahash" xmlns:w16sdtfl="http://schemas.microsoft.com/office/word/2024/wordml/sdtformatlock" xmlns:w16se="http://schemas.microsoft.com/office/word/2015/wordml/symex" xmlns:wpg="http://schemas.microsoft.com/office/word/2010/wordprocessingGroup" xmlns:wpi="http://schemas.microsoft.com/office/word/2010/wordprocessingInk" xmlns:wne="http://schemas.microsoft.com/office/word/2006/wordml" xmlns:wps="http://schemas.microsoft.com/office/word/2010/wordprocessingShape" mc:Ignorable="w14 w15 w16se w16cid w16 w16cex w16sdtdh w16sdtfl w16du wp14">
   <w:p>
     <w:pPr>
       <w:pStyle w:val="Footer"/>
-      <w:tabs>
-        <w:tab w:val="clear" w:pos="4153"/>
-        <w:tab w:val="center" w:pos="4536"/>
-      </w:tabs>
-      <w:spacing w:before="120" w:after="120"/>
-      <w:jc w:val="center"/>
       <w:rPr>
         <w:rFonts w:cs="Arial"/>
-        <w:sz w:val="18"/>
-        <w:szCs w:val="18"/>
+        <w:sz w:val="20"/>
       </w:rPr>
     </w:pPr>
     <w:r>
       <w:rPr>
         <w:rFonts w:cs="Arial"/>
-        <w:sz w:val="18"/>
-        <w:szCs w:val="18"/>
-      </w:rPr>
-      <w:t xml:space="preserve">Page </w:t>
+        <w:sz w:val="20"/>
+      </w:rPr>
+      <w:t xml:space="preserve">Environment Agency, Richard Fairclough House, </w:t>
     </w:r>
     <w:r>
       <w:rPr>
-        <w:rStyle w:val="PageNumber"/>
         <w:rFonts w:cs="Arial"/>
-        <w:sz w:val="18"/>
-        <w:szCs w:val="18"/>
-      </w:rPr>
-      <w:fldChar w:fldCharType="begin"/>
+        <w:sz w:val="20"/>
+      </w:rPr>
+      <w:t>Wash Lane</w:t>
     </w:r>
     <w:r>
       <w:rPr>
-        <w:rStyle w:val="PageNumber"/>
         <w:rFonts w:cs="Arial"/>
-        <w:sz w:val="18"/>
-        <w:szCs w:val="18"/>
-      </w:rPr>
-      <w:instrText xml:space="preserve"> PAGE </w:instrText>
-    </w:r>
-    <w:r>
-      <w:rPr>
-        <w:rStyle w:val="PageNumber"/>
-        <w:rFonts w:cs="Arial"/>
-        <w:sz w:val="18"/>
-        <w:szCs w:val="18"/>
-      </w:rPr>
-      <w:fldChar w:fldCharType="separate"/>
-    </w:r>
-    <w:r>
-      <w:rPr>
-        <w:rStyle w:val="PageNumber"/>
-        <w:rFonts w:cs="Arial"/>
-        <w:noProof/>
-        <w:sz w:val="18"/>
-        <w:szCs w:val="18"/>
-      </w:rPr>
-      <w:t>2</w:t>
-    </w:r>
-    <w:r>
-      <w:rPr>
-        <w:rStyle w:val="PageNumber"/>
-        <w:rFonts w:cs="Arial"/>
-        <w:sz w:val="18"/>
-        <w:szCs w:val="18"/>
-      </w:rPr>
-      <w:fldChar w:fldCharType="end"/>
-    </w:r>
-    <w:r>
-      <w:rPr>
-        <w:rStyle w:val="PageNumber"/>
-        <w:rFonts w:cs="Arial"/>
-        <w:sz w:val="18"/>
-        <w:szCs w:val="18"/>
-      </w:rPr>
-      <w:t xml:space="preserve"> of </w:t>
-    </w:r>
-    <w:r>
-      <w:rPr>
-        <w:rStyle w:val="PageNumber"/>
-        <w:rFonts w:cs="Arial"/>
-        <w:sz w:val="18"/>
-        <w:szCs w:val="18"/>
-      </w:rPr>
-      <w:fldChar w:fldCharType="begin"/>
-    </w:r>
-    <w:r>
-      <w:rPr>
-        <w:rStyle w:val="PageNumber"/>
-        <w:rFonts w:cs="Arial"/>
-        <w:sz w:val="18"/>
-        <w:szCs w:val="18"/>
-      </w:rPr>
-      <w:instrText xml:space="preserve"> NUMPAGES </w:instrText>
-    </w:r>
-    <w:r>
-      <w:rPr>
-        <w:rStyle w:val="PageNumber"/>
-        <w:rFonts w:cs="Arial"/>
-        <w:sz w:val="18"/>
-        <w:szCs w:val="18"/>
-      </w:rPr>
-      <w:fldChar w:fldCharType="separate"/>
-    </w:r>
-    <w:r>
-      <w:rPr>
-        <w:rStyle w:val="PageNumber"/>
-        <w:rFonts w:cs="Arial"/>
-        <w:noProof/>
-        <w:sz w:val="18"/>
-        <w:szCs w:val="18"/>
-      </w:rPr>
-      <w:t>2</w:t>
-    </w:r>
-    <w:r>
-      <w:rPr>
-        <w:rStyle w:val="PageNumber"/>
-        <w:rFonts w:cs="Arial"/>
-        <w:sz w:val="18"/>
-        <w:szCs w:val="18"/>
-      </w:rPr>
-      <w:fldChar w:fldCharType="end"/>
+        <w:sz w:val="20"/>
+      </w:rPr>
+      <w:t>, Warrington WA4 1HT</w:t>
     </w:r>
   </w:p>
   <w:p>
@@ -1721,113 +2132,70 @@
       <w:pStyle w:val="Footer"/>
       <w:rPr>
         <w:rFonts w:cs="Arial"/>
-        <w:sz w:val="18"/>
-        <w:szCs w:val="18"/>
+        <w:sz w:val="20"/>
       </w:rPr>
     </w:pPr>
     <w:r>
       <w:rPr>
-        <w:rFonts w:cs="Arial"/>
-        <w:sz w:val="18"/>
-        <w:szCs w:val="18"/>
-      </w:rPr>
-      <w:t>Environme</w:t>
-    </w:r>
-    <w:r>
-      <w:rPr>
-        <w:rFonts w:cs="Arial"/>
-        <w:sz w:val="18"/>
-        <w:szCs w:val="18"/>
-      </w:rPr>
-      <w:t>nt Agency, Richard Fairclough House,</w:t>
-    </w:r>
-    <w:r>
-      <w:rPr>
-        <w:rFonts w:cs="Arial"/>
-        <w:sz w:val="18"/>
-        <w:szCs w:val="18"/>
-      </w:rPr>
-      <w:t xml:space="preserve"> </w:t>
-    </w:r>
-    <w:r>
-      <w:rPr>
-        <w:rFonts w:cs="Arial"/>
-        <w:sz w:val="18"/>
-        <w:szCs w:val="18"/>
-      </w:rPr>
-      <w:t>Knutsford Road, Latchford, Warrington, Cheshire, WA4 1HT</w:t>
-    </w:r>
-  </w:p>
-  <w:p>
-    <w:pPr>
-      <w:pStyle w:val="Footer"/>
-      <w:rPr>
-        <w:rFonts w:cs="Arial"/>
-        <w:sz w:val="18"/>
-        <w:szCs w:val="18"/>
-      </w:rPr>
-    </w:pPr>
-    <w:r>
-      <w:rPr>
-        <w:sz w:val="18"/>
-        <w:szCs w:val="18"/>
-      </w:rPr>
-      <w:t>Tel: 0</w:t>
-    </w:r>
-    <w:r>
-      <w:rPr>
-        <w:sz w:val="18"/>
-        <w:szCs w:val="18"/>
-      </w:rPr>
-      <w:t>3708 506 506</w:t>
+        <w:sz w:val="20"/>
+      </w:rPr>
+      <w:t>Tel: 03708 506 506</w:t>
     </w:r>
   </w:p>
 </w:ftr>
 </file>
 
 <file path=word/footer3.xml><?xml version="1.0" encoding="utf-8"?>
-<w:ftr xmlns:wpc="http://schemas.microsoft.com/office/word/2010/wordprocessingCanvas" xmlns:cx="http://schemas.microsoft.com/office/drawing/2014/chartex" xmlns:cx1="http://schemas.microsoft.com/office/drawing/2015/9/8/chartex" xmlns:cx2="http://schemas.microsoft.com/office/drawing/2015/10/21/chartex" xmlns:cx3="http://schemas.microsoft.com/office/drawing/2016/5/9/chartex" xmlns:cx4="http://schemas.microsoft.com/office/drawing/2016/5/10/chartex" xmlns:cx5="http://schemas.microsoft.com/office/drawing/2016/5/11/chartex" xmlns:cx6="http://schemas.microsoft.com/office/drawing/2016/5/12/chartex" xmlns:cx7="http://schemas.microsoft.com/office/drawing/2016/5/13/chartex" xmlns:cx8="http://schemas.microsoft.com/office/drawing/2016/5/14/chartex" xmlns:mc="http://schemas.openxmlformats.org/markup-compatibility/2006" xmlns:aink="http://schemas.microsoft.com/office/drawing/2016/ink" xmlns:am3d="http://schemas.microsoft.com/office/drawing/2017/model3d" xmlns:o="urn:schemas-microsoft-com:office:office" xmlns:r="http://schemas.openxmlformats.org/officeDocument/2006/relationships" xmlns:m="http://schemas.openxmlformats.org/officeDocument/2006/math" xmlns:v="urn:schemas-microsoft-com:vml" xmlns:wp14="http://schemas.microsoft.com/office/word/2010/wordprocessingDrawing" xmlns:wp="http://schemas.openxmlformats.org/drawingml/2006/wordprocessingDrawing" xmlns:w10="urn:schemas-microsoft-com:office:word" xmlns:w="http://schemas.openxmlformats.org/wordprocessingml/2006/main" xmlns:w14="http://schemas.microsoft.com/office/word/2010/wordml" xmlns:w15="http://schemas.microsoft.com/office/word/2012/wordml" xmlns:w16cex="http://schemas.microsoft.com/office/word/2018/wordml/cex" xmlns:w16cid="http://schemas.microsoft.com/office/word/2016/wordml/cid" xmlns:w16="http://schemas.microsoft.com/office/word/2018/wordml" xmlns:w16sdtdh="http://schemas.microsoft.com/office/word/2020/wordml/sdtdatahash" xmlns:w16se="http://schemas.microsoft.com/office/word/2015/wordml/symex" xmlns:wpg="http://schemas.microsoft.com/office/word/2010/wordprocessingGroup" xmlns:wpi="http://schemas.microsoft.com/office/word/2010/wordprocessingInk" xmlns:wne="http://schemas.microsoft.com/office/word/2006/wordml" xmlns:wps="http://schemas.microsoft.com/office/word/2010/wordprocessingShape" mc:Ignorable="w14 w15 w16se w16cid w16 w16cex w16sdtdh wp14">
+<w:ftr xmlns:wpc="http://schemas.microsoft.com/office/word/2010/wordprocessingCanvas" xmlns:cx="http://schemas.microsoft.com/office/drawing/2014/chartex" xmlns:cx1="http://schemas.microsoft.com/office/drawing/2015/9/8/chartex" xmlns:cx2="http://schemas.microsoft.com/office/drawing/2015/10/21/chartex" xmlns:cx3="http://schemas.microsoft.com/office/drawing/2016/5/9/chartex" xmlns:cx4="http://schemas.microsoft.com/office/drawing/2016/5/10/chartex" xmlns:cx5="http://schemas.microsoft.com/office/drawing/2016/5/11/chartex" xmlns:cx6="http://schemas.microsoft.com/office/drawing/2016/5/12/chartex" xmlns:cx7="http://schemas.microsoft.com/office/drawing/2016/5/13/chartex" xmlns:cx8="http://schemas.microsoft.com/office/drawing/2016/5/14/chartex" xmlns:mc="http://schemas.openxmlformats.org/markup-compatibility/2006" xmlns:aink="http://schemas.microsoft.com/office/drawing/2016/ink" xmlns:am3d="http://schemas.microsoft.com/office/drawing/2017/model3d" xmlns:o="urn:schemas-microsoft-com:office:office" xmlns:oel="http://schemas.microsoft.com/office/2019/extlst" xmlns:r="http://schemas.openxmlformats.org/officeDocument/2006/relationships" xmlns:m="http://schemas.openxmlformats.org/officeDocument/2006/math" xmlns:v="urn:schemas-microsoft-com:vml" xmlns:wp14="http://schemas.microsoft.com/office/word/2010/wordprocessingDrawing" xmlns:wp="http://schemas.openxmlformats.org/drawingml/2006/wordprocessingDrawing" xmlns:w10="urn:schemas-microsoft-com:office:word" xmlns:w="http://schemas.openxmlformats.org/wordprocessingml/2006/main" xmlns:w14="http://schemas.microsoft.com/office/word/2010/wordml" xmlns:w15="http://schemas.microsoft.com/office/word/2012/wordml" xmlns:w16cex="http://schemas.microsoft.com/office/word/2018/wordml/cex" xmlns:w16cid="http://schemas.microsoft.com/office/word/2016/wordml/cid" xmlns:w16="http://schemas.microsoft.com/office/word/2018/wordml" xmlns:w16du="http://schemas.microsoft.com/office/word/2023/wordml/word16du" xmlns:w16sdtdh="http://schemas.microsoft.com/office/word/2020/wordml/sdtdatahash" xmlns:w16sdtfl="http://schemas.microsoft.com/office/word/2024/wordml/sdtformatlock" xmlns:w16se="http://schemas.microsoft.com/office/word/2015/wordml/symex" xmlns:wpg="http://schemas.microsoft.com/office/word/2010/wordprocessingGroup" xmlns:wpi="http://schemas.microsoft.com/office/word/2010/wordprocessingInk" xmlns:wne="http://schemas.microsoft.com/office/word/2006/wordml" xmlns:wps="http://schemas.microsoft.com/office/word/2010/wordprocessingShape" mc:Ignorable="w14 w15 w16se w16cid w16 w16cex w16sdtdh w16sdtfl w16du wp14">
   <w:p>
     <w:pPr>
       <w:pStyle w:val="Footer"/>
       <w:rPr>
         <w:rFonts w:cs="Arial"/>
-        <w:szCs w:val="22"/>
+        <w:sz w:val="20"/>
       </w:rPr>
     </w:pPr>
     <w:r>
       <w:rPr>
         <w:rFonts w:cs="Arial"/>
-        <w:szCs w:val="22"/>
-      </w:rPr>
-      <w:t>Environment Agency, Richard Fairclough House, Knutsford Road, Warrington, WA4 1HT</w:t>
+        <w:sz w:val="20"/>
+      </w:rPr>
+      <w:t xml:space="preserve">Environment Agency, Richard Fairclough House, </w:t>
+    </w:r>
+    <w:r>
+      <w:rPr>
+        <w:rFonts w:cs="Arial"/>
+        <w:sz w:val="20"/>
+      </w:rPr>
+      <w:t>Wash Lane</w:t>
+    </w:r>
+    <w:r>
+      <w:rPr>
+        <w:rFonts w:cs="Arial"/>
+        <w:sz w:val="20"/>
+      </w:rPr>
+      <w:t>, Warrington, WA4 1HT</w:t>
     </w:r>
   </w:p>
   <w:p>
     <w:pPr>
       <w:pStyle w:val="Footer"/>
       <w:rPr>
-        <w:rFonts w:cs="Arial"/>
-        <w:szCs w:val="22"/>
+        <w:sz w:val="20"/>
       </w:rPr>
     </w:pPr>
     <w:r>
       <w:rPr>
-        <w:szCs w:val="22"/>
+        <w:sz w:val="20"/>
       </w:rPr>
       <w:t>Tel: 03708 506 506</w:t>
     </w:r>
-  </w:p>
-  <w:p>
-    <w:pPr>
-      <w:pStyle w:val="Footer"/>
-    </w:pPr>
   </w:p>
 </w:ftr>
 </file>
 
 <file path=word/footnotes.xml><?xml version="1.0" encoding="utf-8"?>
-<w:footnotes xmlns:wpc="http://schemas.microsoft.com/office/word/2010/wordprocessingCanvas" xmlns:cx="http://schemas.microsoft.com/office/drawing/2014/chartex" xmlns:cx1="http://schemas.microsoft.com/office/drawing/2015/9/8/chartex" xmlns:cx2="http://schemas.microsoft.com/office/drawing/2015/10/21/chartex" xmlns:cx3="http://schemas.microsoft.com/office/drawing/2016/5/9/chartex" xmlns:cx4="http://schemas.microsoft.com/office/drawing/2016/5/10/chartex" xmlns:cx5="http://schemas.microsoft.com/office/drawing/2016/5/11/chartex" xmlns:cx6="http://schemas.microsoft.com/office/drawing/2016/5/12/chartex" xmlns:cx7="http://schemas.microsoft.com/office/drawing/2016/5/13/chartex" xmlns:cx8="http://schemas.microsoft.com/office/drawing/2016/5/14/chartex" xmlns:mc="http://schemas.openxmlformats.org/markup-compatibility/2006" xmlns:aink="http://schemas.microsoft.com/office/drawing/2016/ink" xmlns:am3d="http://schemas.microsoft.com/office/drawing/2017/model3d" xmlns:o="urn:schemas-microsoft-com:office:office" xmlns:r="http://schemas.openxmlformats.org/officeDocument/2006/relationships" xmlns:m="http://schemas.openxmlformats.org/officeDocument/2006/math" xmlns:v="urn:schemas-microsoft-com:vml" xmlns:wp14="http://schemas.microsoft.com/office/word/2010/wordprocessingDrawing" xmlns:wp="http://schemas.openxmlformats.org/drawingml/2006/wordprocessingDrawing" xmlns:w10="urn:schemas-microsoft-com:office:word" xmlns:w="http://schemas.openxmlformats.org/wordprocessingml/2006/main" xmlns:w14="http://schemas.microsoft.com/office/word/2010/wordml" xmlns:w15="http://schemas.microsoft.com/office/word/2012/wordml" xmlns:w16cex="http://schemas.microsoft.com/office/word/2018/wordml/cex" xmlns:w16cid="http://schemas.microsoft.com/office/word/2016/wordml/cid" xmlns:w16="http://schemas.microsoft.com/office/word/2018/wordml" xmlns:w16sdtdh="http://schemas.microsoft.com/office/word/2020/wordml/sdtdatahash" xmlns:w16se="http://schemas.microsoft.com/office/word/2015/wordml/symex" xmlns:wpg="http://schemas.microsoft.com/office/word/2010/wordprocessingGroup" xmlns:wpi="http://schemas.microsoft.com/office/word/2010/wordprocessingInk" xmlns:wne="http://schemas.microsoft.com/office/word/2006/wordml" xmlns:wps="http://schemas.microsoft.com/office/word/2010/wordprocessingShape" mc:Ignorable="w14 w15 w16se w16cid w16 w16cex w16sdtdh wp14">
+<w:footnotes xmlns:wpc="http://schemas.microsoft.com/office/word/2010/wordprocessingCanvas" xmlns:cx="http://schemas.microsoft.com/office/drawing/2014/chartex" xmlns:cx1="http://schemas.microsoft.com/office/drawing/2015/9/8/chartex" xmlns:cx2="http://schemas.microsoft.com/office/drawing/2015/10/21/chartex" xmlns:cx3="http://schemas.microsoft.com/office/drawing/2016/5/9/chartex" xmlns:cx4="http://schemas.microsoft.com/office/drawing/2016/5/10/chartex" xmlns:cx5="http://schemas.microsoft.com/office/drawing/2016/5/11/chartex" xmlns:cx6="http://schemas.microsoft.com/office/drawing/2016/5/12/chartex" xmlns:cx7="http://schemas.microsoft.com/office/drawing/2016/5/13/chartex" xmlns:cx8="http://schemas.microsoft.com/office/drawing/2016/5/14/chartex" xmlns:mc="http://schemas.openxmlformats.org/markup-compatibility/2006" xmlns:aink="http://schemas.microsoft.com/office/drawing/2016/ink" xmlns:am3d="http://schemas.microsoft.com/office/drawing/2017/model3d" xmlns:o="urn:schemas-microsoft-com:office:office" xmlns:oel="http://schemas.microsoft.com/office/2019/extlst" xmlns:r="http://schemas.openxmlformats.org/officeDocument/2006/relationships" xmlns:m="http://schemas.openxmlformats.org/officeDocument/2006/math" xmlns:v="urn:schemas-microsoft-com:vml" xmlns:wp14="http://schemas.microsoft.com/office/word/2010/wordprocessingDrawing" xmlns:wp="http://schemas.openxmlformats.org/drawingml/2006/wordprocessingDrawing" xmlns:w10="urn:schemas-microsoft-com:office:word" xmlns:w="http://schemas.openxmlformats.org/wordprocessingml/2006/main" xmlns:w14="http://schemas.microsoft.com/office/word/2010/wordml" xmlns:w15="http://schemas.microsoft.com/office/word/2012/wordml" xmlns:w16cex="http://schemas.microsoft.com/office/word/2018/wordml/cex" xmlns:w16cid="http://schemas.microsoft.com/office/word/2016/wordml/cid" xmlns:w16="http://schemas.microsoft.com/office/word/2018/wordml" xmlns:w16du="http://schemas.microsoft.com/office/word/2023/wordml/word16du" xmlns:w16sdtdh="http://schemas.microsoft.com/office/word/2020/wordml/sdtdatahash" xmlns:w16sdtfl="http://schemas.microsoft.com/office/word/2024/wordml/sdtformatlock" xmlns:w16se="http://schemas.microsoft.com/office/word/2015/wordml/symex" xmlns:wpg="http://schemas.microsoft.com/office/word/2010/wordprocessingGroup" xmlns:wpi="http://schemas.microsoft.com/office/word/2010/wordprocessingInk" xmlns:wne="http://schemas.microsoft.com/office/word/2006/wordml" xmlns:wps="http://schemas.microsoft.com/office/word/2010/wordprocessingShape" mc:Ignorable="w14 w15 w16se w16cid w16 w16cex w16sdtdh w16sdtfl w16du wp14">
   <w:footnote w:type="separator" w:id="-1">
     <w:p>
       <w:r>
@@ -1846,7 +2214,7 @@
 </file>
 
 <file path=word/header1.xml><?xml version="1.0" encoding="utf-8"?>
-<w:hdr xmlns:wpc="http://schemas.microsoft.com/office/word/2010/wordprocessingCanvas" xmlns:cx="http://schemas.microsoft.com/office/drawing/2014/chartex" xmlns:cx1="http://schemas.microsoft.com/office/drawing/2015/9/8/chartex" xmlns:cx2="http://schemas.microsoft.com/office/drawing/2015/10/21/chartex" xmlns:cx3="http://schemas.microsoft.com/office/drawing/2016/5/9/chartex" xmlns:cx4="http://schemas.microsoft.com/office/drawing/2016/5/10/chartex" xmlns:cx5="http://schemas.microsoft.com/office/drawing/2016/5/11/chartex" xmlns:cx6="http://schemas.microsoft.com/office/drawing/2016/5/12/chartex" xmlns:cx7="http://schemas.microsoft.com/office/drawing/2016/5/13/chartex" xmlns:cx8="http://schemas.microsoft.com/office/drawing/2016/5/14/chartex" xmlns:mc="http://schemas.openxmlformats.org/markup-compatibility/2006" xmlns:aink="http://schemas.microsoft.com/office/drawing/2016/ink" xmlns:am3d="http://schemas.microsoft.com/office/drawing/2017/model3d" xmlns:o="urn:schemas-microsoft-com:office:office" xmlns:r="http://schemas.openxmlformats.org/officeDocument/2006/relationships" xmlns:m="http://schemas.openxmlformats.org/officeDocument/2006/math" xmlns:v="urn:schemas-microsoft-com:vml" xmlns:wp14="http://schemas.microsoft.com/office/word/2010/wordprocessingDrawing" xmlns:wp="http://schemas.openxmlformats.org/drawingml/2006/wordprocessingDrawing" xmlns:w10="urn:schemas-microsoft-com:office:word" xmlns:w="http://schemas.openxmlformats.org/wordprocessingml/2006/main" xmlns:w14="http://schemas.microsoft.com/office/word/2010/wordml" xmlns:w15="http://schemas.microsoft.com/office/word/2012/wordml" xmlns:w16cex="http://schemas.microsoft.com/office/word/2018/wordml/cex" xmlns:w16cid="http://schemas.microsoft.com/office/word/2016/wordml/cid" xmlns:w16="http://schemas.microsoft.com/office/word/2018/wordml" xmlns:w16sdtdh="http://schemas.microsoft.com/office/word/2020/wordml/sdtdatahash" xmlns:w16se="http://schemas.microsoft.com/office/word/2015/wordml/symex" xmlns:wpg="http://schemas.microsoft.com/office/word/2010/wordprocessingGroup" xmlns:wpi="http://schemas.microsoft.com/office/word/2010/wordprocessingInk" xmlns:wne="http://schemas.microsoft.com/office/word/2006/wordml" xmlns:wps="http://schemas.microsoft.com/office/word/2010/wordprocessingShape" mc:Ignorable="w14 w15 w16se w16cid w16 w16cex w16sdtdh wp14">
+<w:hdr xmlns:wpc="http://schemas.microsoft.com/office/word/2010/wordprocessingCanvas" xmlns:cx="http://schemas.microsoft.com/office/drawing/2014/chartex" xmlns:cx1="http://schemas.microsoft.com/office/drawing/2015/9/8/chartex" xmlns:cx2="http://schemas.microsoft.com/office/drawing/2015/10/21/chartex" xmlns:cx3="http://schemas.microsoft.com/office/drawing/2016/5/9/chartex" xmlns:cx4="http://schemas.microsoft.com/office/drawing/2016/5/10/chartex" xmlns:cx5="http://schemas.microsoft.com/office/drawing/2016/5/11/chartex" xmlns:cx6="http://schemas.microsoft.com/office/drawing/2016/5/12/chartex" xmlns:cx7="http://schemas.microsoft.com/office/drawing/2016/5/13/chartex" xmlns:cx8="http://schemas.microsoft.com/office/drawing/2016/5/14/chartex" xmlns:mc="http://schemas.openxmlformats.org/markup-compatibility/2006" xmlns:aink="http://schemas.microsoft.com/office/drawing/2016/ink" xmlns:am3d="http://schemas.microsoft.com/office/drawing/2017/model3d" xmlns:o="urn:schemas-microsoft-com:office:office" xmlns:oel="http://schemas.microsoft.com/office/2019/extlst" xmlns:r="http://schemas.openxmlformats.org/officeDocument/2006/relationships" xmlns:m="http://schemas.openxmlformats.org/officeDocument/2006/math" xmlns:v="urn:schemas-microsoft-com:vml" xmlns:wp14="http://schemas.microsoft.com/office/word/2010/wordprocessingDrawing" xmlns:wp="http://schemas.openxmlformats.org/drawingml/2006/wordprocessingDrawing" xmlns:w10="urn:schemas-microsoft-com:office:word" xmlns:w="http://schemas.openxmlformats.org/wordprocessingml/2006/main" xmlns:w14="http://schemas.microsoft.com/office/word/2010/wordml" xmlns:w15="http://schemas.microsoft.com/office/word/2012/wordml" xmlns:w16cex="http://schemas.microsoft.com/office/word/2018/wordml/cex" xmlns:w16cid="http://schemas.microsoft.com/office/word/2016/wordml/cid" xmlns:w16="http://schemas.microsoft.com/office/word/2018/wordml" xmlns:w16du="http://schemas.microsoft.com/office/word/2023/wordml/word16du" xmlns:w16sdtdh="http://schemas.microsoft.com/office/word/2020/wordml/sdtdatahash" xmlns:w16sdtfl="http://schemas.microsoft.com/office/word/2024/wordml/sdtformatlock" xmlns:w16se="http://schemas.microsoft.com/office/word/2015/wordml/symex" xmlns:wpg="http://schemas.microsoft.com/office/word/2010/wordprocessingGroup" xmlns:wpi="http://schemas.microsoft.com/office/word/2010/wordprocessingInk" xmlns:wne="http://schemas.microsoft.com/office/word/2006/wordml" xmlns:wps="http://schemas.microsoft.com/office/word/2010/wordprocessingShape" mc:Ignorable="w14 w15 w16se w16cid w16 w16cex w16sdtdh w16sdtfl w16du wp14">
   <w:p>
     <w:pPr>
       <w:pStyle w:val="Header"/>
@@ -1860,7 +2228,7 @@
 </file>
 
 <file path=word/header2.xml><?xml version="1.0" encoding="utf-8"?>
-<w:hdr xmlns:wpc="http://schemas.microsoft.com/office/word/2010/wordprocessingCanvas" xmlns:cx="http://schemas.microsoft.com/office/drawing/2014/chartex" xmlns:cx1="http://schemas.microsoft.com/office/drawing/2015/9/8/chartex" xmlns:cx2="http://schemas.microsoft.com/office/drawing/2015/10/21/chartex" xmlns:cx3="http://schemas.microsoft.com/office/drawing/2016/5/9/chartex" xmlns:cx4="http://schemas.microsoft.com/office/drawing/2016/5/10/chartex" xmlns:cx5="http://schemas.microsoft.com/office/drawing/2016/5/11/chartex" xmlns:cx6="http://schemas.microsoft.com/office/drawing/2016/5/12/chartex" xmlns:cx7="http://schemas.microsoft.com/office/drawing/2016/5/13/chartex" xmlns:cx8="http://schemas.microsoft.com/office/drawing/2016/5/14/chartex" xmlns:mc="http://schemas.openxmlformats.org/markup-compatibility/2006" xmlns:aink="http://schemas.microsoft.com/office/drawing/2016/ink" xmlns:am3d="http://schemas.microsoft.com/office/drawing/2017/model3d" xmlns:o="urn:schemas-microsoft-com:office:office" xmlns:r="http://schemas.openxmlformats.org/officeDocument/2006/relationships" xmlns:m="http://schemas.openxmlformats.org/officeDocument/2006/math" xmlns:v="urn:schemas-microsoft-com:vml" xmlns:wp14="http://schemas.microsoft.com/office/word/2010/wordprocessingDrawing" xmlns:wp="http://schemas.openxmlformats.org/drawingml/2006/wordprocessingDrawing" xmlns:w10="urn:schemas-microsoft-com:office:word" xmlns:w="http://schemas.openxmlformats.org/wordprocessingml/2006/main" xmlns:w14="http://schemas.microsoft.com/office/word/2010/wordml" xmlns:w15="http://schemas.microsoft.com/office/word/2012/wordml" xmlns:w16cex="http://schemas.microsoft.com/office/word/2018/wordml/cex" xmlns:w16cid="http://schemas.microsoft.com/office/word/2016/wordml/cid" xmlns:w16="http://schemas.microsoft.com/office/word/2018/wordml" xmlns:w16sdtdh="http://schemas.microsoft.com/office/word/2020/wordml/sdtdatahash" xmlns:w16se="http://schemas.microsoft.com/office/word/2015/wordml/symex" xmlns:wpg="http://schemas.microsoft.com/office/word/2010/wordprocessingGroup" xmlns:wpi="http://schemas.microsoft.com/office/word/2010/wordprocessingInk" xmlns:wne="http://schemas.microsoft.com/office/word/2006/wordml" xmlns:wps="http://schemas.microsoft.com/office/word/2010/wordprocessingShape" mc:Ignorable="w14 w15 w16se w16cid w16 w16cex w16sdtdh wp14">
+<w:hdr xmlns:wpc="http://schemas.microsoft.com/office/word/2010/wordprocessingCanvas" xmlns:cx="http://schemas.microsoft.com/office/drawing/2014/chartex" xmlns:cx1="http://schemas.microsoft.com/office/drawing/2015/9/8/chartex" xmlns:cx2="http://schemas.microsoft.com/office/drawing/2015/10/21/chartex" xmlns:cx3="http://schemas.microsoft.com/office/drawing/2016/5/9/chartex" xmlns:cx4="http://schemas.microsoft.com/office/drawing/2016/5/10/chartex" xmlns:cx5="http://schemas.microsoft.com/office/drawing/2016/5/11/chartex" xmlns:cx6="http://schemas.microsoft.com/office/drawing/2016/5/12/chartex" xmlns:cx7="http://schemas.microsoft.com/office/drawing/2016/5/13/chartex" xmlns:cx8="http://schemas.microsoft.com/office/drawing/2016/5/14/chartex" xmlns:mc="http://schemas.openxmlformats.org/markup-compatibility/2006" xmlns:aink="http://schemas.microsoft.com/office/drawing/2016/ink" xmlns:am3d="http://schemas.microsoft.com/office/drawing/2017/model3d" xmlns:o="urn:schemas-microsoft-com:office:office" xmlns:oel="http://schemas.microsoft.com/office/2019/extlst" xmlns:r="http://schemas.openxmlformats.org/officeDocument/2006/relationships" xmlns:m="http://schemas.openxmlformats.org/officeDocument/2006/math" xmlns:v="urn:schemas-microsoft-com:vml" xmlns:wp14="http://schemas.microsoft.com/office/word/2010/wordprocessingDrawing" xmlns:wp="http://schemas.openxmlformats.org/drawingml/2006/wordprocessingDrawing" xmlns:w10="urn:schemas-microsoft-com:office:word" xmlns:w="http://schemas.openxmlformats.org/wordprocessingml/2006/main" xmlns:w14="http://schemas.microsoft.com/office/word/2010/wordml" xmlns:w15="http://schemas.microsoft.com/office/word/2012/wordml" xmlns:w16cex="http://schemas.microsoft.com/office/word/2018/wordml/cex" xmlns:w16cid="http://schemas.microsoft.com/office/word/2016/wordml/cid" xmlns:w16="http://schemas.microsoft.com/office/word/2018/wordml" xmlns:w16du="http://schemas.microsoft.com/office/word/2023/wordml/word16du" xmlns:w16sdtdh="http://schemas.microsoft.com/office/word/2020/wordml/sdtdatahash" xmlns:w16sdtfl="http://schemas.microsoft.com/office/word/2024/wordml/sdtformatlock" xmlns:w16se="http://schemas.microsoft.com/office/word/2015/wordml/symex" xmlns:wpg="http://schemas.microsoft.com/office/word/2010/wordprocessingGroup" xmlns:wpi="http://schemas.microsoft.com/office/word/2010/wordprocessingInk" xmlns:wne="http://schemas.microsoft.com/office/word/2006/wordml" xmlns:wps="http://schemas.microsoft.com/office/word/2010/wordprocessingShape" mc:Ignorable="w14 w15 w16se w16cid w16 w16cex w16sdtdh w16sdtfl w16du wp14">
   <w:p>
     <w:pPr>
       <w:pStyle w:val="Header"/>
@@ -1874,7 +2242,7 @@
         <wp:inline distT="0" distB="0" distL="0" distR="0" wp14:anchorId="19CD7B37" wp14:editId="5F2394BD">
           <wp:extent cx="2311400" cy="762000"/>
           <wp:effectExtent l="0" t="0" r="0" b="0"/>
-          <wp:docPr id="78653674" name="Picture 1" descr="Green and white text with green letters"/>
+          <wp:docPr id="749478092" name="Picture 1" descr="Green and white text with green letters"/>
           <wp:cNvGraphicFramePr>
             <a:graphicFrameLocks xmlns:a="http://schemas.openxmlformats.org/drawingml/2006/main" noChangeAspect="1"/>
           </wp:cNvGraphicFramePr>
@@ -1924,7 +2292,7 @@
 </file>
 
 <file path=word/numbering.xml><?xml version="1.0" encoding="utf-8"?>
-<w:numbering xmlns:wpc="http://schemas.microsoft.com/office/word/2010/wordprocessingCanvas" xmlns:cx="http://schemas.microsoft.com/office/drawing/2014/chartex" xmlns:cx1="http://schemas.microsoft.com/office/drawing/2015/9/8/chartex" xmlns:cx2="http://schemas.microsoft.com/office/drawing/2015/10/21/chartex" xmlns:cx3="http://schemas.microsoft.com/office/drawing/2016/5/9/chartex" xmlns:cx4="http://schemas.microsoft.com/office/drawing/2016/5/10/chartex" xmlns:cx5="http://schemas.microsoft.com/office/drawing/2016/5/11/chartex" xmlns:cx6="http://schemas.microsoft.com/office/drawing/2016/5/12/chartex" xmlns:cx7="http://schemas.microsoft.com/office/drawing/2016/5/13/chartex" xmlns:cx8="http://schemas.microsoft.com/office/drawing/2016/5/14/chartex" xmlns:mc="http://schemas.openxmlformats.org/markup-compatibility/2006" xmlns:aink="http://schemas.microsoft.com/office/drawing/2016/ink" xmlns:am3d="http://schemas.microsoft.com/office/drawing/2017/model3d" xmlns:o="urn:schemas-microsoft-com:office:office" xmlns:r="http://schemas.openxmlformats.org/officeDocument/2006/relationships" xmlns:m="http://schemas.openxmlformats.org/officeDocument/2006/math" xmlns:v="urn:schemas-microsoft-com:vml" xmlns:wp14="http://schemas.microsoft.com/office/word/2010/wordprocessingDrawing" xmlns:wp="http://schemas.openxmlformats.org/drawingml/2006/wordprocessingDrawing" xmlns:w10="urn:schemas-microsoft-com:office:word" xmlns:w="http://schemas.openxmlformats.org/wordprocessingml/2006/main" xmlns:w14="http://schemas.microsoft.com/office/word/2010/wordml" xmlns:w15="http://schemas.microsoft.com/office/word/2012/wordml" xmlns:w16cex="http://schemas.microsoft.com/office/word/2018/wordml/cex" xmlns:w16cid="http://schemas.microsoft.com/office/word/2016/wordml/cid" xmlns:w16="http://schemas.microsoft.com/office/word/2018/wordml" xmlns:w16sdtdh="http://schemas.microsoft.com/office/word/2020/wordml/sdtdatahash" xmlns:w16se="http://schemas.microsoft.com/office/word/2015/wordml/symex" xmlns:wpg="http://schemas.microsoft.com/office/word/2010/wordprocessingGroup" xmlns:wpi="http://schemas.microsoft.com/office/word/2010/wordprocessingInk" xmlns:wne="http://schemas.microsoft.com/office/word/2006/wordml" xmlns:wps="http://schemas.microsoft.com/office/word/2010/wordprocessingShape" mc:Ignorable="w14 w15 w16se w16cid w16 w16cex w16sdtdh wp14">
+<w:numbering xmlns:wpc="http://schemas.microsoft.com/office/word/2010/wordprocessingCanvas" xmlns:cx="http://schemas.microsoft.com/office/drawing/2014/chartex" xmlns:cx1="http://schemas.microsoft.com/office/drawing/2015/9/8/chartex" xmlns:cx2="http://schemas.microsoft.com/office/drawing/2015/10/21/chartex" xmlns:cx3="http://schemas.microsoft.com/office/drawing/2016/5/9/chartex" xmlns:cx4="http://schemas.microsoft.com/office/drawing/2016/5/10/chartex" xmlns:cx5="http://schemas.microsoft.com/office/drawing/2016/5/11/chartex" xmlns:cx6="http://schemas.microsoft.com/office/drawing/2016/5/12/chartex" xmlns:cx7="http://schemas.microsoft.com/office/drawing/2016/5/13/chartex" xmlns:cx8="http://schemas.microsoft.com/office/drawing/2016/5/14/chartex" xmlns:mc="http://schemas.openxmlformats.org/markup-compatibility/2006" xmlns:aink="http://schemas.microsoft.com/office/drawing/2016/ink" xmlns:am3d="http://schemas.microsoft.com/office/drawing/2017/model3d" xmlns:o="urn:schemas-microsoft-com:office:office" xmlns:oel="http://schemas.microsoft.com/office/2019/extlst" xmlns:r="http://schemas.openxmlformats.org/officeDocument/2006/relationships" xmlns:m="http://schemas.openxmlformats.org/officeDocument/2006/math" xmlns:v="urn:schemas-microsoft-com:vml" xmlns:wp14="http://schemas.microsoft.com/office/word/2010/wordprocessingDrawing" xmlns:wp="http://schemas.openxmlformats.org/drawingml/2006/wordprocessingDrawing" xmlns:w10="urn:schemas-microsoft-com:office:word" xmlns:w="http://schemas.openxmlformats.org/wordprocessingml/2006/main" xmlns:w14="http://schemas.microsoft.com/office/word/2010/wordml" xmlns:w15="http://schemas.microsoft.com/office/word/2012/wordml" xmlns:w16cex="http://schemas.microsoft.com/office/word/2018/wordml/cex" xmlns:w16cid="http://schemas.microsoft.com/office/word/2016/wordml/cid" xmlns:w16="http://schemas.microsoft.com/office/word/2018/wordml" xmlns:w16du="http://schemas.microsoft.com/office/word/2023/wordml/word16du" xmlns:w16sdtdh="http://schemas.microsoft.com/office/word/2020/wordml/sdtdatahash" xmlns:w16sdtfl="http://schemas.microsoft.com/office/word/2024/wordml/sdtformatlock" xmlns:w16se="http://schemas.microsoft.com/office/word/2015/wordml/symex" xmlns:wpg="http://schemas.microsoft.com/office/word/2010/wordprocessingGroup" xmlns:wpi="http://schemas.microsoft.com/office/word/2010/wordprocessingInk" xmlns:wne="http://schemas.microsoft.com/office/word/2006/wordml" xmlns:wps="http://schemas.microsoft.com/office/word/2010/wordprocessingShape" mc:Ignorable="w14 w15 w16se w16cid w16 w16cex w16sdtdh w16sdtfl w16du wp14">
   <w:abstractNum w:abstractNumId="0" w15:restartNumberingAfterBreak="0">
     <w:nsid w:val="057518D1"/>
     <w:multiLevelType w:val="hybridMultilevel"/>
@@ -2602,7 +2970,7 @@
         <w:rFonts w:ascii="Symbol" w:eastAsia="Times New Roman" w:hAnsi="Symbol" w:cs="Times New Roman" w:hint="default"/>
       </w:rPr>
     </w:lvl>
-    <w:lvl w:ilvl="1" w:tplc="08090003" w:tentative="1">
+    <w:lvl w:ilvl="1" w:tplc="08090003">
       <w:start w:val="1"/>
       <w:numFmt w:val="bullet"/>
       <w:lvlText w:val="o"/>
@@ -5014,134 +5382,134 @@
       </w:rPr>
     </w:lvl>
   </w:abstractNum>
-  <w:num w:numId="1">
+  <w:num w:numId="1" w16cid:durableId="1872646137">
     <w:abstractNumId w:val="32"/>
   </w:num>
-  <w:num w:numId="2">
+  <w:num w:numId="2" w16cid:durableId="342627649">
     <w:abstractNumId w:val="35"/>
   </w:num>
-  <w:num w:numId="3">
+  <w:num w:numId="3" w16cid:durableId="1997567694">
     <w:abstractNumId w:val="11"/>
   </w:num>
-  <w:num w:numId="4">
+  <w:num w:numId="4" w16cid:durableId="1605577574">
     <w:abstractNumId w:val="15"/>
   </w:num>
-  <w:num w:numId="5">
+  <w:num w:numId="5" w16cid:durableId="647981948">
     <w:abstractNumId w:val="27"/>
   </w:num>
-  <w:num w:numId="6">
+  <w:num w:numId="6" w16cid:durableId="311645029">
     <w:abstractNumId w:val="6"/>
   </w:num>
-  <w:num w:numId="7">
+  <w:num w:numId="7" w16cid:durableId="1793547820">
     <w:abstractNumId w:val="37"/>
   </w:num>
-  <w:num w:numId="8">
+  <w:num w:numId="8" w16cid:durableId="1916239848">
     <w:abstractNumId w:val="17"/>
   </w:num>
-  <w:num w:numId="9">
+  <w:num w:numId="9" w16cid:durableId="2117940993">
     <w:abstractNumId w:val="33"/>
   </w:num>
-  <w:num w:numId="10">
+  <w:num w:numId="10" w16cid:durableId="385646270">
     <w:abstractNumId w:val="39"/>
   </w:num>
-  <w:num w:numId="11">
+  <w:num w:numId="11" w16cid:durableId="1407150855">
     <w:abstractNumId w:val="3"/>
   </w:num>
-  <w:num w:numId="12">
+  <w:num w:numId="12" w16cid:durableId="2144149847">
     <w:abstractNumId w:val="10"/>
   </w:num>
-  <w:num w:numId="13">
+  <w:num w:numId="13" w16cid:durableId="167183512">
     <w:abstractNumId w:val="9"/>
   </w:num>
-  <w:num w:numId="14">
+  <w:num w:numId="14" w16cid:durableId="1071804248">
     <w:abstractNumId w:val="18"/>
   </w:num>
-  <w:num w:numId="15">
+  <w:num w:numId="15" w16cid:durableId="1685471612">
     <w:abstractNumId w:val="30"/>
   </w:num>
-  <w:num w:numId="16">
+  <w:num w:numId="16" w16cid:durableId="1302150748">
     <w:abstractNumId w:val="20"/>
   </w:num>
-  <w:num w:numId="17">
+  <w:num w:numId="17" w16cid:durableId="1624850905">
     <w:abstractNumId w:val="28"/>
   </w:num>
-  <w:num w:numId="18">
+  <w:num w:numId="18" w16cid:durableId="1189946453">
     <w:abstractNumId w:val="36"/>
   </w:num>
-  <w:num w:numId="19">
+  <w:num w:numId="19" w16cid:durableId="955597590">
     <w:abstractNumId w:val="24"/>
   </w:num>
-  <w:num w:numId="20">
+  <w:num w:numId="20" w16cid:durableId="1689137471">
     <w:abstractNumId w:val="8"/>
   </w:num>
-  <w:num w:numId="21">
+  <w:num w:numId="21" w16cid:durableId="138616386">
     <w:abstractNumId w:val="22"/>
   </w:num>
-  <w:num w:numId="22">
+  <w:num w:numId="22" w16cid:durableId="1623219858">
     <w:abstractNumId w:val="31"/>
   </w:num>
-  <w:num w:numId="23">
+  <w:num w:numId="23" w16cid:durableId="545680994">
     <w:abstractNumId w:val="13"/>
   </w:num>
-  <w:num w:numId="24">
+  <w:num w:numId="24" w16cid:durableId="890309176">
     <w:abstractNumId w:val="23"/>
   </w:num>
-  <w:num w:numId="25">
+  <w:num w:numId="25" w16cid:durableId="402803123">
     <w:abstractNumId w:val="4"/>
   </w:num>
-  <w:num w:numId="26">
+  <w:num w:numId="26" w16cid:durableId="777674900">
     <w:abstractNumId w:val="40"/>
   </w:num>
-  <w:num w:numId="27">
+  <w:num w:numId="27" w16cid:durableId="1151171554">
     <w:abstractNumId w:val="2"/>
   </w:num>
-  <w:num w:numId="28">
+  <w:num w:numId="28" w16cid:durableId="529538411">
     <w:abstractNumId w:val="34"/>
   </w:num>
-  <w:num w:numId="29">
+  <w:num w:numId="29" w16cid:durableId="457844569">
     <w:abstractNumId w:val="1"/>
   </w:num>
-  <w:num w:numId="30">
+  <w:num w:numId="30" w16cid:durableId="943221452">
     <w:abstractNumId w:val="19"/>
   </w:num>
-  <w:num w:numId="31">
+  <w:num w:numId="31" w16cid:durableId="1874492734">
     <w:abstractNumId w:val="29"/>
   </w:num>
-  <w:num w:numId="32">
+  <w:num w:numId="32" w16cid:durableId="2122334033">
     <w:abstractNumId w:val="25"/>
   </w:num>
-  <w:num w:numId="33">
+  <w:num w:numId="33" w16cid:durableId="688026756">
     <w:abstractNumId w:val="16"/>
   </w:num>
-  <w:num w:numId="34">
+  <w:num w:numId="34" w16cid:durableId="461118084">
     <w:abstractNumId w:val="5"/>
   </w:num>
-  <w:num w:numId="35">
+  <w:num w:numId="35" w16cid:durableId="1308780450">
     <w:abstractNumId w:val="26"/>
   </w:num>
-  <w:num w:numId="36">
+  <w:num w:numId="36" w16cid:durableId="1882131201">
     <w:abstractNumId w:val="14"/>
   </w:num>
-  <w:num w:numId="37">
+  <w:num w:numId="37" w16cid:durableId="639268403">
     <w:abstractNumId w:val="21"/>
   </w:num>
-  <w:num w:numId="38">
+  <w:num w:numId="38" w16cid:durableId="1396707029">
     <w:abstractNumId w:val="12"/>
   </w:num>
-  <w:num w:numId="39">
+  <w:num w:numId="39" w16cid:durableId="302397038">
     <w:abstractNumId w:val="38"/>
   </w:num>
-  <w:num w:numId="40">
+  <w:num w:numId="40" w16cid:durableId="1122109478">
     <w:abstractNumId w:val="0"/>
   </w:num>
-  <w:num w:numId="41">
+  <w:num w:numId="41" w16cid:durableId="1265965063">
     <w:abstractNumId w:val="7"/>
   </w:num>
 </w:numbering>
 </file>
 
 <file path=word/styles.xml><?xml version="1.0" encoding="utf-8"?>
-<w:styles xmlns:mc="http://schemas.openxmlformats.org/markup-compatibility/2006" xmlns:r="http://schemas.openxmlformats.org/officeDocument/2006/relationships" xmlns:w="http://schemas.openxmlformats.org/wordprocessingml/2006/main" xmlns:w14="http://schemas.microsoft.com/office/word/2010/wordml" xmlns:w15="http://schemas.microsoft.com/office/word/2012/wordml" xmlns:w16cex="http://schemas.microsoft.com/office/word/2018/wordml/cex" xmlns:w16cid="http://schemas.microsoft.com/office/word/2016/wordml/cid" xmlns:w16="http://schemas.microsoft.com/office/word/2018/wordml" xmlns:w16sdtdh="http://schemas.microsoft.com/office/word/2020/wordml/sdtdatahash" xmlns:w16se="http://schemas.microsoft.com/office/word/2015/wordml/symex" mc:Ignorable="w14 w15 w16se w16cid w16 w16cex w16sdtdh">
+<w:styles xmlns:mc="http://schemas.openxmlformats.org/markup-compatibility/2006" xmlns:r="http://schemas.openxmlformats.org/officeDocument/2006/relationships" xmlns:w="http://schemas.openxmlformats.org/wordprocessingml/2006/main" xmlns:w14="http://schemas.microsoft.com/office/word/2010/wordml" xmlns:w15="http://schemas.microsoft.com/office/word/2012/wordml" xmlns:w16cex="http://schemas.microsoft.com/office/word/2018/wordml/cex" xmlns:w16cid="http://schemas.microsoft.com/office/word/2016/wordml/cid" xmlns:w16="http://schemas.microsoft.com/office/word/2018/wordml" xmlns:w16du="http://schemas.microsoft.com/office/word/2023/wordml/word16du" xmlns:w16sdtdh="http://schemas.microsoft.com/office/word/2020/wordml/sdtdatahash" xmlns:w16sdtfl="http://schemas.microsoft.com/office/word/2024/wordml/sdtformatlock" xmlns:w16se="http://schemas.microsoft.com/office/word/2015/wordml/symex" mc:Ignorable="w14 w15 w16se w16cid w16 w16cex w16sdtdh w16sdtfl w16du">
   <w:docDefaults>
     <w:rPrDefault>
       <w:rPr>
@@ -6594,6 +6962,27 @@
 </file>
 
 <file path=customXml/item2.xml><?xml version="1.0" encoding="utf-8"?>
+<?mso-contentType ?>
+<FormTemplates xmlns="http://schemas.microsoft.com/sharepoint/v3/contenttype/forms">
+  <Display>DocumentLibraryForm</Display>
+  <Edit>DocumentLibraryForm</Edit>
+  <New>DocumentLibraryForm</New>
+</FormTemplates>
+</file>
+
+<file path=customXml/item3.xml><?xml version="1.0" encoding="utf-8"?>
+<p:properties xmlns:p="http://schemas.microsoft.com/office/2006/metadata/properties" xmlns:xsi="http://www.w3.org/2001/XMLSchema-instance" xmlns:pc="http://schemas.microsoft.com/office/infopath/2007/PartnerControls">
+  <documentManagement>
+    <TaxCatchAll xmlns="81936f9c-53d8-4266-aa9b-a06434fad9b0" xsi:nil="true"/>
+    <lcf76f155ced4ddcb4097134ff3c332f xmlns="3e1b29f8-7008-403b-b2fb-9ef1de52b77a">
+      <Terms xmlns="http://schemas.microsoft.com/office/infopath/2007/PartnerControls"/>
+    </lcf76f155ced4ddcb4097134ff3c332f>
+    <Issuedate xmlns="3e1b29f8-7008-403b-b2fb-9ef1de52b77a" xsi:nil="true"/>
+  </documentManagement>
+</p:properties>
+</file>
+
+<file path=customXml/item4.xml><?xml version="1.0" encoding="utf-8"?>
 <ct:contentTypeSchema xmlns:ct="http://schemas.microsoft.com/office/2006/metadata/contentType" xmlns:ma="http://schemas.microsoft.com/office/2006/metadata/properties/metaAttributes" ct:_="" ma:_="" ma:contentTypeName="Document" ma:contentTypeID="0x0101006464DC95341EFA46ACBB54F68238415D" ma:contentTypeVersion="17" ma:contentTypeDescription="Create a new document." ma:contentTypeScope="" ma:versionID="22441c213f16c00d66fb180b6a3159d6">
   <xsd:schema xmlns:xsd="http://www.w3.org/2001/XMLSchema" xmlns:xs="http://www.w3.org/2001/XMLSchema" xmlns:p="http://schemas.microsoft.com/office/2006/metadata/properties" xmlns:ns2="3e1b29f8-7008-403b-b2fb-9ef1de52b77a" xmlns:ns3="81936f9c-53d8-4266-aa9b-a06434fad9b0" targetNamespace="http://schemas.microsoft.com/office/2006/metadata/properties" ma:root="true" ma:fieldsID="285fcd3ced75032b95044bc3c244456a" ns2:_="" ns3:_="">
     <xsd:import namespace="3e1b29f8-7008-403b-b2fb-9ef1de52b77a"/>
@@ -6842,27 +7231,6 @@
 </ct:contentTypeSchema>
 </file>
 
-<file path=customXml/item3.xml><?xml version="1.0" encoding="utf-8"?>
-<p:properties xmlns:p="http://schemas.microsoft.com/office/2006/metadata/properties" xmlns:xsi="http://www.w3.org/2001/XMLSchema-instance" xmlns:pc="http://schemas.microsoft.com/office/infopath/2007/PartnerControls">
-  <documentManagement>
-    <TaxCatchAll xmlns="81936f9c-53d8-4266-aa9b-a06434fad9b0" xsi:nil="true"/>
-    <lcf76f155ced4ddcb4097134ff3c332f xmlns="3e1b29f8-7008-403b-b2fb-9ef1de52b77a">
-      <Terms xmlns="http://schemas.microsoft.com/office/infopath/2007/PartnerControls"/>
-    </lcf76f155ced4ddcb4097134ff3c332f>
-    <Issuedate xmlns="3e1b29f8-7008-403b-b2fb-9ef1de52b77a" xsi:nil="true"/>
-  </documentManagement>
-</p:properties>
-</file>
-
-<file path=customXml/item4.xml><?xml version="1.0" encoding="utf-8"?>
-<?mso-contentType ?>
-<FormTemplates xmlns="http://schemas.microsoft.com/sharepoint/v3/contenttype/forms">
-  <Display>DocumentLibraryForm</Display>
-  <Edit>DocumentLibraryForm</Edit>
-  <New>DocumentLibraryForm</New>
-</FormTemplates>
-</file>
-
 <file path=customXml/itemProps1.xml><?xml version="1.0" encoding="utf-8"?>
 <ds:datastoreItem xmlns:ds="http://schemas.openxmlformats.org/officeDocument/2006/customXml" ds:itemID="{175E2CE5-3841-4B6C-9677-0243CC2886BB}">
   <ds:schemaRefs>
@@ -6872,6 +7240,25 @@
 </file>
 
 <file path=customXml/itemProps2.xml><?xml version="1.0" encoding="utf-8"?>
+<ds:datastoreItem xmlns:ds="http://schemas.openxmlformats.org/officeDocument/2006/customXml" ds:itemID="{97687979-B147-4FE1-A490-391F7672E2A0}">
+  <ds:schemaRefs>
+    <ds:schemaRef ds:uri="http://schemas.microsoft.com/sharepoint/v3/contenttype/forms"/>
+  </ds:schemaRefs>
+</ds:datastoreItem>
+</file>
+
+<file path=customXml/itemProps3.xml><?xml version="1.0" encoding="utf-8"?>
+<ds:datastoreItem xmlns:ds="http://schemas.openxmlformats.org/officeDocument/2006/customXml" ds:itemID="{7BFF354A-BE2D-4FE0-8B2B-B725ACEA640D}">
+  <ds:schemaRefs>
+    <ds:schemaRef ds:uri="http://schemas.microsoft.com/office/2006/metadata/properties"/>
+    <ds:schemaRef ds:uri="http://schemas.microsoft.com/office/infopath/2007/PartnerControls"/>
+    <ds:schemaRef ds:uri="81936f9c-53d8-4266-aa9b-a06434fad9b0"/>
+    <ds:schemaRef ds:uri="3e1b29f8-7008-403b-b2fb-9ef1de52b77a"/>
+  </ds:schemaRefs>
+</ds:datastoreItem>
+</file>
+
+<file path=customXml/itemProps4.xml><?xml version="1.0" encoding="utf-8"?>
 <ds:datastoreItem xmlns:ds="http://schemas.openxmlformats.org/officeDocument/2006/customXml" ds:itemID="{42728C25-4BA3-439F-B10A-131203BC9E13}">
   <ds:schemaRefs>
     <ds:schemaRef ds:uri="http://schemas.microsoft.com/office/2006/metadata/contentType"/>
@@ -6888,23 +7275,4 @@
     <ds:schemaRef ds:uri="http://schemas.microsoft.com/internal/obd"/>
   </ds:schemaRefs>
 </ds:datastoreItem>
-</file>
-
-<file path=customXml/itemProps3.xml><?xml version="1.0" encoding="utf-8"?>
-<ds:datastoreItem xmlns:ds="http://schemas.openxmlformats.org/officeDocument/2006/customXml" ds:itemID="{7BFF354A-BE2D-4FE0-8B2B-B725ACEA640D}">
-  <ds:schemaRefs>
-    <ds:schemaRef ds:uri="http://schemas.microsoft.com/office/2006/metadata/properties"/>
-    <ds:schemaRef ds:uri="http://schemas.microsoft.com/office/infopath/2007/PartnerControls"/>
-    <ds:schemaRef ds:uri="81936f9c-53d8-4266-aa9b-a06434fad9b0"/>
-    <ds:schemaRef ds:uri="3e1b29f8-7008-403b-b2fb-9ef1de52b77a"/>
-  </ds:schemaRefs>
-</ds:datastoreItem>
-</file>
-
-<file path=customXml/itemProps4.xml><?xml version="1.0" encoding="utf-8"?>
-<ds:datastoreItem xmlns:ds="http://schemas.openxmlformats.org/officeDocument/2006/customXml" ds:itemID="{97687979-B147-4FE1-A490-391F7672E2A0}">
-  <ds:schemaRefs>
-    <ds:schemaRef ds:uri="http://schemas.microsoft.com/sharepoint/v3/contenttype/forms"/>
-  </ds:schemaRefs>
-</ds:datastoreItem>
 </file>